--- a/Production_Files/PSR4(V2) Functional Specs.docx
+++ b/Production_Files/PSR4(V2) Functional Specs.docx
@@ -143,6 +143,7 @@
           <w:szCs w:val="56"/>
         </w:rPr>
       </w:pPr>
+      <w:proofErr w:type="gramStart"/>
       <w:r>
         <w:rPr>
           <w:rFonts w:cstheme="minorHAnsi"/>
@@ -161,7 +162,18 @@
           <w:sz w:val="56"/>
           <w:szCs w:val="56"/>
         </w:rPr>
-        <w:t xml:space="preserve">, </w:t>
+        <w:t>,</w:t>
+      </w:r>
+      <w:proofErr w:type="gramEnd"/>
+      <w:r>
+        <w:rPr>
+          <w:rFonts w:cstheme="minorHAnsi"/>
+          <w:b/>
+          <w:bCs/>
+          <w:sz w:val="56"/>
+          <w:szCs w:val="56"/>
+        </w:rPr>
+        <w:t xml:space="preserve"> </w:t>
       </w:r>
       <w:r>
         <w:rPr>
@@ -270,7 +282,15 @@
         <w:t>)</w:t>
       </w:r>
       <w:r>
-        <w:t xml:space="preserve"> from the paper check population. The model is an XGBoost model that predicts the likelihood of a provider opting in to </w:t>
+        <w:t xml:space="preserve"> from the paper check population. The model is an </w:t>
+      </w:r>
+      <w:proofErr w:type="spellStart"/>
+      <w:r>
+        <w:t>XGBoost</w:t>
+      </w:r>
+      <w:proofErr w:type="spellEnd"/>
+      <w:r>
+        <w:t xml:space="preserve"> model that predicts the likelihood of a provider opting in to </w:t>
       </w:r>
       <w:r>
         <w:t>ZAPP Edge (</w:t>
@@ -364,9 +384,11 @@
             <w:tcW w:w="6168" w:type="dxa"/>
           </w:tcPr>
           <w:p>
+            <w:proofErr w:type="spellStart"/>
             <w:r>
               <w:t>XGBClassifier</w:t>
             </w:r>
+            <w:proofErr w:type="spellEnd"/>
           </w:p>
         </w:tc>
       </w:tr>
@@ -389,9 +411,11 @@
             <w:tcW w:w="6168" w:type="dxa"/>
           </w:tcPr>
           <w:p>
+            <w:proofErr w:type="spellStart"/>
             <w:r>
               <w:t>sklearn</w:t>
             </w:r>
+            <w:proofErr w:type="spellEnd"/>
           </w:p>
         </w:tc>
       </w:tr>
@@ -1031,7 +1055,27 @@
                 <w:kern w:val="0"/>
                 <w14:ligatures w14:val="none"/>
               </w:rPr>
-              <w:t xml:space="preserve">A payment count momentum variable that looks at the ratio between average payment </w:t>
+              <w:t xml:space="preserve">A payment </w:t>
+            </w:r>
+            <w:proofErr w:type="gramStart"/>
+            <w:r>
+              <w:rPr>
+                <w:rFonts w:ascii="Aptos Narrow" w:eastAsia="Times New Roman" w:hAnsi="Aptos Narrow" w:cs="Times New Roman"/>
+                <w:color w:val="000000"/>
+                <w:kern w:val="0"/>
+                <w14:ligatures w14:val="none"/>
+              </w:rPr>
+              <w:t>count</w:t>
+            </w:r>
+            <w:proofErr w:type="gramEnd"/>
+            <w:r>
+              <w:rPr>
+                <w:rFonts w:ascii="Aptos Narrow" w:eastAsia="Times New Roman" w:hAnsi="Aptos Narrow" w:cs="Times New Roman"/>
+                <w:color w:val="000000"/>
+                <w:kern w:val="0"/>
+                <w14:ligatures w14:val="none"/>
+              </w:rPr>
+              <w:t xml:space="preserve"> momentum variable that looks at the ratio between average payment </w:t>
             </w:r>
             <w:r>
               <w:rPr>
@@ -1422,7 +1466,27 @@
                 <w:kern w:val="0"/>
                 <w14:ligatures w14:val="none"/>
               </w:rPr>
-              <w:t>The number of disposition phone counts in the last 60 days of the observation period</w:t>
+              <w:t xml:space="preserve">The number of disposition </w:t>
+            </w:r>
+            <w:proofErr w:type="gramStart"/>
+            <w:r>
+              <w:rPr>
+                <w:rFonts w:ascii="Aptos Narrow" w:eastAsia="Times New Roman" w:hAnsi="Aptos Narrow" w:cs="Times New Roman"/>
+                <w:color w:val="000000"/>
+                <w:kern w:val="0"/>
+                <w14:ligatures w14:val="none"/>
+              </w:rPr>
+              <w:t>phone</w:t>
+            </w:r>
+            <w:proofErr w:type="gramEnd"/>
+            <w:r>
+              <w:rPr>
+                <w:rFonts w:ascii="Aptos Narrow" w:eastAsia="Times New Roman" w:hAnsi="Aptos Narrow" w:cs="Times New Roman"/>
+                <w:color w:val="000000"/>
+                <w:kern w:val="0"/>
+                <w14:ligatures w14:val="none"/>
+              </w:rPr>
+              <w:t xml:space="preserve"> counts in the last 60 days of the observation period</w:t>
             </w:r>
           </w:p>
           <w:p>
@@ -1943,37 +2007,7 @@
     </w:p>
     <w:p>
       <w:r>
-        <w:t>The model was trained on</w:t>
-      </w:r>
-      <w:r>
-        <w:t xml:space="preserve"> provider data whose accounts were </w:t>
-      </w:r>
-      <w:r>
-        <w:t>active</w:t>
-      </w:r>
-      <w:r>
-        <w:t xml:space="preserve"> between 20</w:t>
-      </w:r>
-      <w:r>
-        <w:t>22</w:t>
-      </w:r>
-      <w:r>
-        <w:t>(Q4)</w:t>
-      </w:r>
-      <w:r>
-        <w:t>-202</w:t>
-      </w:r>
-      <w:r>
-        <w:t>5</w:t>
-      </w:r>
-      <w:r>
-        <w:t>(</w:t>
-      </w:r>
-      <w:r>
-        <w:t>Q</w:t>
-      </w:r>
-      <w:r>
-        <w:t>4)</w:t>
+        <w:t>The model was trained on provider data split chronologically by DATE_END: Train (before 2025-10-01), Validation (2025-10-01 to 2026-01-01), and OOS (2026-01-01 onward)</w:t>
       </w:r>
       <w:r>
         <w:t xml:space="preserve">. </w:t>
@@ -1996,23 +2030,6 @@
     <w:p>
       <w:r>
         <w:t>Additional details about the model development and evaluation process can be found in the link below. </w:t>
-      </w:r>
-    </w:p>
-    <w:p>
-      <w:r>
-        <w:t xml:space="preserve"> </w:t>
-      </w:r>
-      <w:r>
-        <w:t xml:space="preserve">Additional details about the model development </w:t>
-      </w:r>
-      <w:r>
-        <w:t xml:space="preserve">and evaluation </w:t>
-      </w:r>
-      <w:r>
-        <w:t>process can be found in th</w:t>
-      </w:r>
-      <w:r>
-        <w:t>e link below.</w:t>
       </w:r>
     </w:p>
     <w:p>
@@ -2068,7 +2085,6 @@
         <w:pStyle w:val="Heading1"/>
       </w:pPr>
       <w:r>
-        <w:lastRenderedPageBreak/>
         <w:t>Prediction and Scoring Process</w:t>
       </w:r>
     </w:p>
@@ -2112,6 +2128,7 @@
         <w:pStyle w:val="Heading2"/>
       </w:pPr>
       <w:r>
+        <w:lastRenderedPageBreak/>
         <w:t>Business Integration</w:t>
       </w:r>
     </w:p>
@@ -2414,95 +2431,6 @@
           <w14:ligatures w14:val="standardContextual"/>
         </w:rPr>
         <w:t>%</w:t>
-      </w:r>
-    </w:p>
-    <w:p/>
-    <w:p>
-      <w:r>
-        <w:t>The Payments BU stated that they will not prioritize Petite segment providers nor providers. Therefore, a</w:t>
-      </w:r>
-      <w:r>
-        <w:t xml:space="preserve"> campaign recommendation flag was created, </w:t>
-      </w:r>
-      <w:r>
-        <w:t>CAMPAIGN_LEADS_RECOMMENDATION</w:t>
-      </w:r>
-      <w:r>
-        <w:t>, and it is defined as the following:</w:t>
-      </w:r>
-    </w:p>
-    <w:p>
-      <w:pPr>
-        <w:pStyle w:val="ListParagraph"/>
-        <w:numPr>
-          <w:ilvl w:val="0"/>
-          <w:numId w:val="26"/>
-        </w:numPr>
-        <w:ind w:left="720"/>
-        <w:rPr>
-          <w:rFonts w:asciiTheme="minorHAnsi" w:eastAsiaTheme="minorHAnsi" w:hAnsiTheme="minorHAnsi" w:cstheme="minorBidi"/>
-          <w:kern w:val="2"/>
-          <w:sz w:val="22"/>
-          <w:szCs w:val="22"/>
-          <w14:ligatures w14:val="standardContextual"/>
-        </w:rPr>
-      </w:pPr>
-      <w:r>
-        <w:rPr>
-          <w:rFonts w:asciiTheme="minorHAnsi" w:eastAsiaTheme="minorHAnsi" w:hAnsiTheme="minorHAnsi" w:cstheme="minorBidi"/>
-          <w:kern w:val="2"/>
-          <w:sz w:val="22"/>
-          <w:szCs w:val="22"/>
-          <w14:ligatures w14:val="standardContextual"/>
-        </w:rPr>
-        <w:t xml:space="preserve">Very High </w:t>
-      </w:r>
-      <w:r>
-        <w:rPr>
-          <w:rFonts w:asciiTheme="minorHAnsi" w:eastAsiaTheme="minorHAnsi" w:hAnsiTheme="minorHAnsi" w:cstheme="minorBidi"/>
-          <w:kern w:val="2"/>
-          <w:sz w:val="22"/>
-          <w:szCs w:val="22"/>
-          <w14:ligatures w14:val="standardContextual"/>
-        </w:rPr>
-        <w:t>opt-in</w:t>
-      </w:r>
-      <w:r>
-        <w:rPr>
-          <w:rFonts w:asciiTheme="minorHAnsi" w:eastAsiaTheme="minorHAnsi" w:hAnsiTheme="minorHAnsi" w:cstheme="minorBidi"/>
-          <w:kern w:val="2"/>
-          <w:sz w:val="22"/>
-          <w:szCs w:val="22"/>
-          <w14:ligatures w14:val="standardContextual"/>
-        </w:rPr>
-        <w:t xml:space="preserve"> category</w:t>
-      </w:r>
-    </w:p>
-    <w:p>
-      <w:pPr>
-        <w:pStyle w:val="ListParagraph"/>
-        <w:numPr>
-          <w:ilvl w:val="0"/>
-          <w:numId w:val="26"/>
-        </w:numPr>
-        <w:ind w:left="720"/>
-        <w:rPr>
-          <w:rFonts w:asciiTheme="minorHAnsi" w:eastAsiaTheme="minorHAnsi" w:hAnsiTheme="minorHAnsi" w:cstheme="minorBidi"/>
-          <w:kern w:val="2"/>
-          <w:sz w:val="22"/>
-          <w:szCs w:val="22"/>
-          <w14:ligatures w14:val="standardContextual"/>
-        </w:rPr>
-      </w:pPr>
-      <w:r>
-        <w:rPr>
-          <w:rFonts w:asciiTheme="minorHAnsi" w:eastAsiaTheme="minorHAnsi" w:hAnsiTheme="minorHAnsi" w:cstheme="minorBidi"/>
-          <w:kern w:val="2"/>
-          <w:sz w:val="22"/>
-          <w:szCs w:val="22"/>
-          <w14:ligatures w14:val="standardContextual"/>
-        </w:rPr>
-        <w:t>No Petite</w:t>
       </w:r>
     </w:p>
     <w:p/>
@@ -2822,10 +2750,7 @@
           </w:tcPr>
           <w:p>
             <w:r>
-              <w:t>t</w:t>
-            </w:r>
-            <w:r>
-              <w:t>op_driver_1_name</w:t>
+              <w:t>OPTINDRIVER_1</w:t>
             </w:r>
           </w:p>
         </w:tc>
@@ -2866,7 +2791,7 @@
           </w:tcPr>
           <w:p>
             <w:r>
-              <w:t>top_driver_1_value</w:t>
+              <w:t>OPTINDRIVER_1_VALUE</w:t>
             </w:r>
           </w:p>
         </w:tc>
@@ -2907,7 +2832,10 @@
           </w:tcPr>
           <w:p>
             <w:r>
-              <w:t>Top_driver_2_name</w:t>
+              <w:t>OPTINDRIVER_</w:t>
+            </w:r>
+            <w:r>
+              <w:t>2</w:t>
             </w:r>
           </w:p>
         </w:tc>
@@ -2939,10 +2867,13 @@
               <w:t xml:space="preserve"> </w:t>
             </w:r>
             <w:r>
+              <w:t xml:space="preserve">highest </w:t>
+            </w:r>
+            <w:r>
               <w:t>opt-in</w:t>
             </w:r>
             <w:r>
-              <w:t xml:space="preserve">  driver</w:t>
+              <w:t xml:space="preserve"> driver</w:t>
             </w:r>
           </w:p>
         </w:tc>
@@ -2957,13 +2888,13 @@
           </w:tcPr>
           <w:p>
             <w:r>
-              <w:t>top_driver_</w:t>
+              <w:t>OPTINDRIVER_</w:t>
             </w:r>
             <w:r>
               <w:t>2</w:t>
             </w:r>
             <w:r>
-              <w:t>_value</w:t>
+              <w:t>_VALUE</w:t>
             </w:r>
           </w:p>
         </w:tc>
@@ -3013,16 +2944,10 @@
           </w:tcPr>
           <w:p>
             <w:r>
-              <w:t>top_driver_</w:t>
+              <w:t>OPTINDRIVER_</w:t>
             </w:r>
             <w:r>
               <w:t>3</w:t>
-            </w:r>
-            <w:r>
-              <w:t>_</w:t>
-            </w:r>
-            <w:r>
-              <w:t>name</w:t>
             </w:r>
           </w:p>
         </w:tc>
@@ -3072,13 +2997,13 @@
           </w:tcPr>
           <w:p>
             <w:r>
-              <w:t>top_driver_</w:t>
+              <w:t>OPTINDRIVER_</w:t>
             </w:r>
             <w:r>
               <w:t>3</w:t>
             </w:r>
             <w:r>
-              <w:t>_value</w:t>
+              <w:t>_VALUE</w:t>
             </w:r>
           </w:p>
         </w:tc>
@@ -3128,16 +3053,10 @@
           </w:tcPr>
           <w:p>
             <w:r>
-              <w:t>top_driver_</w:t>
+              <w:t>OPTINDRIVER_</w:t>
             </w:r>
             <w:r>
               <w:t>4</w:t>
-            </w:r>
-            <w:r>
-              <w:t>_</w:t>
-            </w:r>
-            <w:r>
-              <w:t>name</w:t>
             </w:r>
           </w:p>
         </w:tc>
@@ -3187,13 +3106,13 @@
           </w:tcPr>
           <w:p>
             <w:r>
-              <w:t>top_driver_</w:t>
+              <w:t>OPTINDRIVER_</w:t>
             </w:r>
             <w:r>
               <w:t>4</w:t>
             </w:r>
             <w:r>
-              <w:t>_value</w:t>
+              <w:t>_VALUE</w:t>
             </w:r>
           </w:p>
         </w:tc>
@@ -3243,16 +3162,10 @@
           </w:tcPr>
           <w:p>
             <w:r>
-              <w:t>top_driver_</w:t>
+              <w:t>OPTINDRIVER_</w:t>
             </w:r>
             <w:r>
               <w:t>5</w:t>
-            </w:r>
-            <w:r>
-              <w:t>_</w:t>
-            </w:r>
-            <w:r>
-              <w:t>name</w:t>
             </w:r>
           </w:p>
         </w:tc>
@@ -3302,16 +3215,13 @@
           </w:tcPr>
           <w:p>
             <w:r>
-              <w:t>top_driver_</w:t>
+              <w:t>OPTINDRIVER_</w:t>
             </w:r>
             <w:r>
               <w:t>5</w:t>
             </w:r>
             <w:r>
-              <w:t>_</w:t>
-            </w:r>
-            <w:r>
-              <w:t>driver</w:t>
+              <w:t>_VALUE</w:t>
             </w:r>
           </w:p>
         </w:tc>
@@ -3353,13 +3263,11 @@
       </w:tr>
     </w:tbl>
     <w:p/>
-    <w:p/>
     <w:p>
       <w:pPr>
         <w:pStyle w:val="Heading1"/>
       </w:pPr>
       <w:r>
-        <w:lastRenderedPageBreak/>
         <w:t>Model Monitoring</w:t>
       </w:r>
     </w:p>
@@ -3371,7 +3279,6 @@
         <w:t>Evaluation Metrics</w:t>
       </w:r>
     </w:p>
-    <w:p/>
     <w:p>
       <w:r>
         <w:t>The</w:t>
@@ -3656,9 +3563,11 @@
             <w:tcW w:w="0" w:type="auto"/>
           </w:tcPr>
           <w:p>
+            <w:proofErr w:type="spellStart"/>
             <w:r>
               <w:t>XGBClassifier</w:t>
             </w:r>
+            <w:proofErr w:type="spellEnd"/>
           </w:p>
         </w:tc>
         <w:tc>
@@ -3768,9 +3677,11 @@
             <w:tcW w:w="0" w:type="auto"/>
           </w:tcPr>
           <w:p>
+            <w:proofErr w:type="spellStart"/>
             <w:r>
               <w:t>XGBClassifier</w:t>
             </w:r>
+            <w:proofErr w:type="spellEnd"/>
           </w:p>
         </w:tc>
         <w:tc>
@@ -3880,9 +3791,11 @@
             <w:tcW w:w="0" w:type="auto"/>
           </w:tcPr>
           <w:p>
+            <w:proofErr w:type="spellStart"/>
             <w:r>
               <w:t>XGBClassifier</w:t>
             </w:r>
+            <w:proofErr w:type="spellEnd"/>
           </w:p>
         </w:tc>
         <w:tc>
@@ -3997,7 +3910,16 @@
     </w:p>
     <w:p>
       <w:r>
-        <w:t>The retrained XGBClassifier model delivers substantially stronger lift than the Random Survival Forest production model across all provider segments. This confirms that Version 2.0 improves overall discrimination.</w:t>
+        <w:lastRenderedPageBreak/>
+        <w:t xml:space="preserve">The retrained </w:t>
+      </w:r>
+      <w:proofErr w:type="spellStart"/>
+      <w:r>
+        <w:t>XGBClassifier</w:t>
+      </w:r>
+      <w:proofErr w:type="spellEnd"/>
+      <w:r>
+        <w:t xml:space="preserve"> model delivers substantially stronger lift than the Random Survival Forest production model across all provider segments. This confirms that Version 2.0 improves overall discrimination.</w:t>
       </w:r>
     </w:p>
     <w:tbl>
@@ -4117,8 +4039,13 @@
             <w:pPr>
               <w:spacing w:after="160" w:line="259" w:lineRule="auto"/>
             </w:pPr>
-            <w:r>
-              <w:t>XGBClassifier​</w:t>
+            <w:proofErr w:type="spellStart"/>
+            <w:r>
+              <w:t>XGBClassifier</w:t>
+            </w:r>
+            <w:proofErr w:type="spellEnd"/>
+            <w:r>
+              <w:t>​</w:t>
             </w:r>
           </w:p>
         </w:tc>
@@ -4256,7 +4183,6 @@
         </w:tc>
       </w:tr>
     </w:tbl>
-    <w:p/>
     <w:p/>
     <w:p>
       <w:pPr>
@@ -4316,31 +4242,9 @@
     </w:p>
     <w:p>
       <w:pPr>
-        <w:rPr>
-          <w:rFonts w:cstheme="minorHAnsi"/>
-        </w:rPr>
-      </w:pPr>
-    </w:p>
-    <w:p>
-      <w:pPr>
-        <w:rPr>
-          <w:rFonts w:cstheme="minorHAnsi"/>
-        </w:rPr>
-      </w:pPr>
-    </w:p>
-    <w:p>
-      <w:pPr>
-        <w:rPr>
-          <w:rFonts w:cstheme="minorHAnsi"/>
-        </w:rPr>
-      </w:pPr>
-    </w:p>
-    <w:p>
-      <w:pPr>
         <w:pStyle w:val="Heading1"/>
       </w:pPr>
       <w:r>
-        <w:lastRenderedPageBreak/>
         <w:t>Appendix</w:t>
       </w:r>
     </w:p>
@@ -4372,31 +4276,25 @@
           <w:b/>
           <w:bCs/>
         </w:rPr>
-        <w:t>WORKSPACE_DS_OFFSHORE.MODEL.PSR4_</w:t>
-      </w:r>
+        <w:t>WORKSPACE_DS_</w:t>
+      </w:r>
+      <w:proofErr w:type="gramStart"/>
       <w:r>
         <w:rPr>
           <w:b/>
           <w:bCs/>
         </w:rPr>
-        <w:t>RETRAIN</w:t>
-      </w:r>
+        <w:t>OFFSHORE.MODEL.PSR</w:t>
+      </w:r>
+      <w:proofErr w:type="gramEnd"/>
       <w:r>
         <w:rPr>
           <w:b/>
           <w:bCs/>
         </w:rPr>
-        <w:t>_</w:t>
-      </w:r>
-      <w:r>
-        <w:rPr>
-          <w:b/>
-          <w:bCs/>
-        </w:rPr>
-        <w:t>OUTPUT</w:t>
+        <w:t>4_RETRAIN_OUTPUT</w:t>
       </w:r>
     </w:p>
-    <w:p/>
     <w:p>
       <w:pPr>
         <w:pStyle w:val="Heading2"/>
@@ -4508,10 +4406,10 @@
                   <v:path o:extrusionok="f" gradientshapeok="t" o:connecttype="rect"/>
                   <o:lock v:ext="edit" aspectratio="t"/>
                 </v:shapetype>
-                <v:shape id="_x0000_i1075" type="#_x0000_t75" style="width:75pt;height:49.05pt" o:ole="">
+                <v:shape id="_x0000_i1025" type="#_x0000_t75" style="width:75pt;height:49.05pt" o:ole="">
                   <v:imagedata r:id="rId12" o:title=""/>
                 </v:shape>
-                <o:OLEObject Type="Embed" ProgID="Package" ShapeID="_x0000_i1075" DrawAspect="Icon" ObjectID="_1845812925" r:id="rId13"/>
+                <o:OLEObject Type="Embed" ProgID="Package" ShapeID="_x0000_i1025" DrawAspect="Icon" ObjectID="_1847453731" r:id="rId13"/>
               </w:object>
             </w:r>
           </w:p>
@@ -4535,10 +4433,10 @@
           <w:p>
             <w:r>
               <w:object w:dxaOrig="1500" w:dyaOrig="981" w14:anchorId="638CAC00">
-                <v:shape id="_x0000_i1066" type="#_x0000_t75" style="width:75pt;height:49.05pt" o:ole="">
+                <v:shape id="_x0000_i1026" type="#_x0000_t75" style="width:75pt;height:49.05pt" o:ole="">
                   <v:imagedata r:id="rId14" o:title=""/>
                 </v:shape>
-                <o:OLEObject Type="Embed" ProgID="Package" ShapeID="_x0000_i1066" DrawAspect="Icon" ObjectID="_1845812926" r:id="rId15"/>
+                <o:OLEObject Type="Embed" ProgID="Package" ShapeID="_x0000_i1026" DrawAspect="Icon" ObjectID="_1847453732" r:id="rId15"/>
               </w:object>
             </w:r>
           </w:p>
@@ -4565,10 +4463,10 @@
           <w:p>
             <w:r>
               <w:object w:dxaOrig="1500" w:dyaOrig="981" w14:anchorId="1B9C2227">
-                <v:shape id="_x0000_i1064" type="#_x0000_t75" style="width:75pt;height:49.05pt" o:ole="">
+                <v:shape id="_x0000_i1027" type="#_x0000_t75" style="width:75pt;height:49.05pt" o:ole="">
                   <v:imagedata r:id="rId16" o:title=""/>
                 </v:shape>
-                <o:OLEObject Type="Embed" ProgID="Package" ShapeID="_x0000_i1064" DrawAspect="Icon" ObjectID="_1845812927" r:id="rId17"/>
+                <o:OLEObject Type="Embed" ProgID="Package" ShapeID="_x0000_i1027" DrawAspect="Icon" ObjectID="_1847453733" r:id="rId17"/>
               </w:object>
             </w:r>
           </w:p>
@@ -4582,6 +4480,7 @@
           </w:tcPr>
           <w:p>
             <w:r>
+              <w:lastRenderedPageBreak/>
               <w:t>Pickle file containing encoder</w:t>
             </w:r>
           </w:p>
@@ -4593,10 +4492,10 @@
           <w:p>
             <w:r>
               <w:object w:dxaOrig="1500" w:dyaOrig="981" w14:anchorId="26888CB3">
-                <v:shape id="_x0000_i1061" type="#_x0000_t75" style="width:75pt;height:49.05pt" o:ole="">
+                <v:shape id="_x0000_i1028" type="#_x0000_t75" style="width:75pt;height:49.05pt" o:ole="">
                   <v:imagedata r:id="rId18" o:title=""/>
                 </v:shape>
-                <o:OLEObject Type="Embed" ProgID="Package" ShapeID="_x0000_i1061" DrawAspect="Icon" ObjectID="_1845812928" r:id="rId19"/>
+                <o:OLEObject Type="Embed" ProgID="Package" ShapeID="_x0000_i1028" DrawAspect="Icon" ObjectID="_1847453734" r:id="rId19"/>
               </w:object>
             </w:r>
           </w:p>
@@ -4620,10 +4519,10 @@
           <w:p>
             <w:r>
               <w:object w:dxaOrig="1500" w:dyaOrig="981" w14:anchorId="1A228E45">
-                <v:shape id="_x0000_i1062" type="#_x0000_t75" style="width:75pt;height:49.05pt" o:ole="">
+                <v:shape id="_x0000_i1029" type="#_x0000_t75" style="width:75pt;height:49.05pt" o:ole="">
                   <v:imagedata r:id="rId20" o:title=""/>
                 </v:shape>
-                <o:OLEObject Type="Embed" ProgID="Package" ShapeID="_x0000_i1062" DrawAspect="Icon" ObjectID="_1845812929" r:id="rId21"/>
+                <o:OLEObject Type="Embed" ProgID="Package" ShapeID="_x0000_i1029" DrawAspect="Icon" ObjectID="_1847453735" r:id="rId21"/>
               </w:object>
             </w:r>
           </w:p>
@@ -4647,10 +4546,10 @@
           <w:p>
             <w:r>
               <w:object w:dxaOrig="1500" w:dyaOrig="981" w14:anchorId="596770F4">
-                <v:shape id="_x0000_i1074" type="#_x0000_t75" style="width:75pt;height:49.05pt" o:ole="">
+                <v:shape id="_x0000_i1034" type="#_x0000_t75" style="width:75pt;height:49.05pt" o:ole="">
                   <v:imagedata r:id="rId22" o:title=""/>
                 </v:shape>
-                <o:OLEObject Type="Embed" ProgID="Package" ShapeID="_x0000_i1074" DrawAspect="Icon" ObjectID="_1845812930" r:id="rId23"/>
+                <o:OLEObject Type="Embed" ProgID="Package" ShapeID="_x0000_i1034" DrawAspect="Icon" ObjectID="_1847453736" r:id="rId23"/>
               </w:object>
             </w:r>
           </w:p>
@@ -4662,9 +4561,11 @@
             <w:tcW w:w="2111" w:type="dxa"/>
           </w:tcPr>
           <w:p>
+            <w:proofErr w:type="spellStart"/>
             <w:r>
               <w:t>Deciles_cutoffs</w:t>
             </w:r>
+            <w:proofErr w:type="spellEnd"/>
           </w:p>
         </w:tc>
         <w:tc>
@@ -4674,10 +4575,10 @@
           <w:p>
             <w:r>
               <w:object w:dxaOrig="1500" w:dyaOrig="981" w14:anchorId="7C1C47C9">
-                <v:shape id="_x0000_i1070" type="#_x0000_t75" style="width:75pt;height:49.05pt" o:ole="">
+                <v:shape id="_x0000_i1031" type="#_x0000_t75" style="width:75pt;height:49.05pt" o:ole="">
                   <v:imagedata r:id="rId24" o:title=""/>
                 </v:shape>
-                <o:OLEObject Type="Embed" ProgID="Package" ShapeID="_x0000_i1070" DrawAspect="Icon" ObjectID="_1845812931" r:id="rId25"/>
+                <o:OLEObject Type="Embed" ProgID="Package" ShapeID="_x0000_i1031" DrawAspect="Icon" ObjectID="_1847453737" r:id="rId25"/>
               </w:object>
             </w:r>
           </w:p>
@@ -4701,10 +4602,10 @@
           <w:p>
             <w:r>
               <w:object w:dxaOrig="1500" w:dyaOrig="981" w14:anchorId="634DAF67">
-                <v:shape id="_x0000_i1072" type="#_x0000_t75" style="width:75pt;height:49.05pt" o:ole="">
+                <v:shape id="_x0000_i1032" type="#_x0000_t75" style="width:75pt;height:49.05pt" o:ole="">
                   <v:imagedata r:id="rId26" o:title=""/>
                 </v:shape>
-                <o:OLEObject Type="Embed" ProgID="Package" ShapeID="_x0000_i1072" DrawAspect="Icon" ObjectID="_1845812932" r:id="rId27"/>
+                <o:OLEObject Type="Embed" ProgID="Package" ShapeID="_x0000_i1032" DrawAspect="Icon" ObjectID="_1847453738" r:id="rId27"/>
               </w:object>
             </w:r>
           </w:p>
@@ -4751,7 +4652,6 @@
           </w:tcPr>
           <w:p>
             <w:r>
-              <w:lastRenderedPageBreak/>
               <w:t>White paper PSR6 v2.0</w:t>
             </w:r>
           </w:p>
@@ -4773,7 +4673,6 @@
         </w:tc>
       </w:tr>
     </w:tbl>
-    <w:p/>
     <w:p/>
     <w:sectPr>
       <w:footerReference w:type="even" r:id="rId29"/>
@@ -9953,19 +9852,6 @@
 </file>
 
 <file path=customXml/item1.xml><?xml version="1.0" encoding="utf-8"?>
-<b:Sources xmlns:b="http://schemas.openxmlformats.org/officeDocument/2006/bibliography" xmlns="http://schemas.openxmlformats.org/officeDocument/2006/bibliography" SelectedStyle="\APASixthEditionOfficeOnline.xsl" StyleName="APA" Version="6"/>
-</file>
-
-<file path=customXml/item2.xml><?xml version="1.0" encoding="utf-8"?>
-<?mso-contentType ?>
-<FormTemplates xmlns="http://schemas.microsoft.com/sharepoint/v3/contenttype/forms">
-  <Display>DocumentLibraryForm</Display>
-  <Edit>DocumentLibraryForm</Edit>
-  <New>DocumentLibraryForm</New>
-</FormTemplates>
-</file>
-
-<file path=customXml/item3.xml><?xml version="1.0" encoding="utf-8"?>
 <ct:contentTypeSchema xmlns:ct="http://schemas.microsoft.com/office/2006/metadata/contentType" xmlns:ma="http://schemas.microsoft.com/office/2006/metadata/properties/metaAttributes" ct:_="" ma:_="" ma:contentTypeName="Document" ma:contentTypeID="0x010100C4270CC354DDE9409C9C44B07B33F732" ma:contentTypeVersion="15" ma:contentTypeDescription="Create a new document." ma:contentTypeScope="" ma:versionID="bdff659b63687988e0ac4d8a339d7624">
   <xsd:schema xmlns:xsd="http://www.w3.org/2001/XMLSchema" xmlns:xs="http://www.w3.org/2001/XMLSchema" xmlns:p="http://schemas.microsoft.com/office/2006/metadata/properties" xmlns:ns1="http://schemas.microsoft.com/sharepoint/v3" xmlns:ns2="1330ee98-a10a-4f35-8a5e-ca28a8b70472" xmlns:ns3="537fa557-83b0-4eec-96f5-2b3b1e45f4dd" targetNamespace="http://schemas.microsoft.com/office/2006/metadata/properties" ma:root="true" ma:fieldsID="ccfa070af97e57472fd7fbc6816a294f" ns1:_="" ns2:_="" ns3:_="">
     <xsd:import namespace="http://schemas.microsoft.com/sharepoint/v3"/>
@@ -10199,6 +10085,19 @@
 </ct:contentTypeSchema>
 </file>
 
+<file path=customXml/item2.xml><?xml version="1.0" encoding="utf-8"?>
+<?mso-contentType ?>
+<FormTemplates xmlns="http://schemas.microsoft.com/sharepoint/v3/contenttype/forms">
+  <Display>DocumentLibraryForm</Display>
+  <Edit>DocumentLibraryForm</Edit>
+  <New>DocumentLibraryForm</New>
+</FormTemplates>
+</file>
+
+<file path=customXml/item3.xml><?xml version="1.0" encoding="utf-8"?>
+<b:Sources xmlns:b="http://schemas.openxmlformats.org/officeDocument/2006/bibliography" xmlns="http://schemas.openxmlformats.org/officeDocument/2006/bibliography" SelectedStyle="\APASixthEditionOfficeOnline.xsl" StyleName="APA" Version="6"/>
+</file>
+
 <file path=customXml/item4.xml><?xml version="1.0" encoding="utf-8"?>
 <p:properties xmlns:p="http://schemas.microsoft.com/office/2006/metadata/properties" xmlns:xsi="http://www.w3.org/2001/XMLSchema-instance" xmlns:pc="http://schemas.microsoft.com/office/infopath/2007/PartnerControls">
   <documentManagement>
@@ -10212,22 +10111,6 @@
 </file>
 
 <file path=customXml/itemProps1.xml><?xml version="1.0" encoding="utf-8"?>
-<ds:datastoreItem xmlns:ds="http://schemas.openxmlformats.org/officeDocument/2006/customXml" ds:itemID="{44100D00-9CC6-46D8-A6D6-F8E34879D479}">
-  <ds:schemaRefs>
-    <ds:schemaRef ds:uri="http://schemas.openxmlformats.org/officeDocument/2006/bibliography"/>
-  </ds:schemaRefs>
-</ds:datastoreItem>
-</file>
-
-<file path=customXml/itemProps2.xml><?xml version="1.0" encoding="utf-8"?>
-<ds:datastoreItem xmlns:ds="http://schemas.openxmlformats.org/officeDocument/2006/customXml" ds:itemID="{29430141-BAD2-4439-8551-6D28AAF7210D}">
-  <ds:schemaRefs>
-    <ds:schemaRef ds:uri="http://schemas.microsoft.com/sharepoint/v3/contenttype/forms"/>
-  </ds:schemaRefs>
-</ds:datastoreItem>
-</file>
-
-<file path=customXml/itemProps3.xml><?xml version="1.0" encoding="utf-8"?>
 <ds:datastoreItem xmlns:ds="http://schemas.openxmlformats.org/officeDocument/2006/customXml" ds:itemID="{C9A3D694-5375-4AF9-AEB5-94E58FB6AE27}">
   <ds:schemaRefs>
     <ds:schemaRef ds:uri="http://schemas.microsoft.com/office/2006/metadata/contentType"/>
@@ -10243,6 +10126,22 @@
     <ds:schemaRef ds:uri="http://purl.org/dc/elements/1.1/"/>
     <ds:schemaRef ds:uri="http://purl.org/dc/terms/"/>
     <ds:schemaRef ds:uri="http://schemas.microsoft.com/internal/obd"/>
+  </ds:schemaRefs>
+</ds:datastoreItem>
+</file>
+
+<file path=customXml/itemProps2.xml><?xml version="1.0" encoding="utf-8"?>
+<ds:datastoreItem xmlns:ds="http://schemas.openxmlformats.org/officeDocument/2006/customXml" ds:itemID="{29430141-BAD2-4439-8551-6D28AAF7210D}">
+  <ds:schemaRefs>
+    <ds:schemaRef ds:uri="http://schemas.microsoft.com/sharepoint/v3/contenttype/forms"/>
+  </ds:schemaRefs>
+</ds:datastoreItem>
+</file>
+
+<file path=customXml/itemProps3.xml><?xml version="1.0" encoding="utf-8"?>
+<ds:datastoreItem xmlns:ds="http://schemas.openxmlformats.org/officeDocument/2006/customXml" ds:itemID="{44100D00-9CC6-46D8-A6D6-F8E34879D479}">
+  <ds:schemaRefs>
+    <ds:schemaRef ds:uri="http://schemas.openxmlformats.org/officeDocument/2006/bibliography"/>
   </ds:schemaRefs>
 </ds:datastoreItem>
 </file>

--- a/Production_Files/PSR4(V2) Functional Specs.docx
+++ b/Production_Files/PSR4(V2) Functional Specs.docx
@@ -413,7 +413,10 @@
           <w:p>
             <w:proofErr w:type="spellStart"/>
             <w:r>
-              <w:t>sklearn</w:t>
+              <w:t>xgb</w:t>
+            </w:r>
+            <w:r>
+              <w:t>oost</w:t>
             </w:r>
             <w:proofErr w:type="spellEnd"/>
           </w:p>
@@ -436,7 +439,7 @@
           </w:tcPr>
           <w:p>
             <w:r>
-              <w:t>Tree-based</w:t>
+              <w:t>Gradient-boosted decision trees</w:t>
             </w:r>
           </w:p>
         </w:tc>
@@ -2005,6 +2008,231 @@
         <w:t>Model Training Configuration</w:t>
       </w:r>
     </w:p>
+    <w:p/>
+    <w:tbl>
+      <w:tblPr>
+        <w:tblStyle w:val="TableGrid"/>
+        <w:tblW w:w="0" w:type="auto"/>
+        <w:tblLook w:val="04A0" w:firstRow="1" w:lastRow="0" w:firstColumn="1" w:lastColumn="0" w:noHBand="0" w:noVBand="1"/>
+      </w:tblPr>
+      <w:tblGrid>
+        <w:gridCol w:w="2032"/>
+        <w:gridCol w:w="3388"/>
+        <w:gridCol w:w="3930"/>
+      </w:tblGrid>
+      <w:tr>
+        <w:tc>
+          <w:tcPr>
+            <w:tcW w:w="2032" w:type="dxa"/>
+            <w:vAlign w:val="center"/>
+          </w:tcPr>
+          <w:p>
+            <w:pPr>
+              <w:jc w:val="center"/>
+              <w:rPr>
+                <w:b/>
+                <w:bCs/>
+              </w:rPr>
+            </w:pPr>
+            <w:r>
+              <w:rPr>
+                <w:b/>
+                <w:bCs/>
+              </w:rPr>
+              <w:t>Spli</w:t>
+            </w:r>
+            <w:r>
+              <w:rPr>
+                <w:b/>
+                <w:bCs/>
+              </w:rPr>
+              <w:t>t</w:t>
+            </w:r>
+          </w:p>
+        </w:tc>
+        <w:tc>
+          <w:tcPr>
+            <w:tcW w:w="3388" w:type="dxa"/>
+            <w:vAlign w:val="center"/>
+          </w:tcPr>
+          <w:p>
+            <w:pPr>
+              <w:jc w:val="center"/>
+              <w:rPr>
+                <w:b/>
+                <w:bCs/>
+              </w:rPr>
+            </w:pPr>
+            <w:r>
+              <w:rPr>
+                <w:b/>
+                <w:bCs/>
+              </w:rPr>
+              <w:t>Period</w:t>
+            </w:r>
+          </w:p>
+        </w:tc>
+        <w:tc>
+          <w:tcPr>
+            <w:tcW w:w="3930" w:type="dxa"/>
+            <w:vAlign w:val="center"/>
+          </w:tcPr>
+          <w:p>
+            <w:pPr>
+              <w:jc w:val="center"/>
+              <w:rPr>
+                <w:b/>
+                <w:bCs/>
+              </w:rPr>
+            </w:pPr>
+            <w:r>
+              <w:rPr>
+                <w:b/>
+                <w:bCs/>
+              </w:rPr>
+              <w:t>Description</w:t>
+            </w:r>
+          </w:p>
+        </w:tc>
+      </w:tr>
+      <w:tr>
+        <w:tc>
+          <w:tcPr>
+            <w:tcW w:w="2032" w:type="dxa"/>
+            <w:vAlign w:val="center"/>
+          </w:tcPr>
+          <w:p>
+            <w:pPr>
+              <w:jc w:val="center"/>
+            </w:pPr>
+            <w:r>
+              <w:t>Train</w:t>
+            </w:r>
+          </w:p>
+        </w:tc>
+        <w:tc>
+          <w:tcPr>
+            <w:tcW w:w="3388" w:type="dxa"/>
+            <w:vAlign w:val="center"/>
+          </w:tcPr>
+          <w:p>
+            <w:pPr>
+              <w:jc w:val="center"/>
+            </w:pPr>
+            <w:r>
+              <w:t>Q4 2024 – Q3 2025</w:t>
+            </w:r>
+          </w:p>
+        </w:tc>
+        <w:tc>
+          <w:tcPr>
+            <w:tcW w:w="3930" w:type="dxa"/>
+            <w:vAlign w:val="center"/>
+          </w:tcPr>
+          <w:p>
+            <w:pPr>
+              <w:jc w:val="center"/>
+            </w:pPr>
+            <w:proofErr w:type="spellStart"/>
+            <w:r>
+              <w:t>XGBClassifier</w:t>
+            </w:r>
+            <w:proofErr w:type="spellEnd"/>
+          </w:p>
+        </w:tc>
+      </w:tr>
+      <w:tr>
+        <w:tc>
+          <w:tcPr>
+            <w:tcW w:w="2032" w:type="dxa"/>
+            <w:vAlign w:val="center"/>
+          </w:tcPr>
+          <w:p>
+            <w:pPr>
+              <w:jc w:val="center"/>
+            </w:pPr>
+            <w:r>
+              <w:t>Validation</w:t>
+            </w:r>
+          </w:p>
+        </w:tc>
+        <w:tc>
+          <w:tcPr>
+            <w:tcW w:w="3388" w:type="dxa"/>
+            <w:vAlign w:val="center"/>
+          </w:tcPr>
+          <w:p>
+            <w:pPr>
+              <w:jc w:val="center"/>
+            </w:pPr>
+            <w:r>
+              <w:t>Q4 2025</w:t>
+            </w:r>
+          </w:p>
+        </w:tc>
+        <w:tc>
+          <w:tcPr>
+            <w:tcW w:w="3930" w:type="dxa"/>
+            <w:vAlign w:val="center"/>
+          </w:tcPr>
+          <w:p>
+            <w:pPr>
+              <w:jc w:val="center"/>
+            </w:pPr>
+            <w:proofErr w:type="spellStart"/>
+            <w:r>
+              <w:t>xgboost</w:t>
+            </w:r>
+            <w:proofErr w:type="spellEnd"/>
+          </w:p>
+        </w:tc>
+      </w:tr>
+      <w:tr>
+        <w:tc>
+          <w:tcPr>
+            <w:tcW w:w="2032" w:type="dxa"/>
+            <w:vAlign w:val="center"/>
+          </w:tcPr>
+          <w:p>
+            <w:pPr>
+              <w:jc w:val="center"/>
+            </w:pPr>
+            <w:r>
+              <w:t>OOS</w:t>
+            </w:r>
+          </w:p>
+        </w:tc>
+        <w:tc>
+          <w:tcPr>
+            <w:tcW w:w="3388" w:type="dxa"/>
+            <w:vAlign w:val="center"/>
+          </w:tcPr>
+          <w:p>
+            <w:pPr>
+              <w:jc w:val="center"/>
+            </w:pPr>
+            <w:r>
+              <w:t>Jan 2026</w:t>
+            </w:r>
+          </w:p>
+        </w:tc>
+        <w:tc>
+          <w:tcPr>
+            <w:tcW w:w="3930" w:type="dxa"/>
+            <w:vAlign w:val="center"/>
+          </w:tcPr>
+          <w:p>
+            <w:pPr>
+              <w:jc w:val="center"/>
+            </w:pPr>
+            <w:r>
+              <w:t>Gradient-boosted decision trees</w:t>
+            </w:r>
+          </w:p>
+        </w:tc>
+      </w:tr>
+    </w:tbl>
+    <w:p/>
     <w:p>
       <w:r>
         <w:t>The model was trained on provider data split chronologically by DATE_END: Train (before 2025-10-01), Validation (2025-10-01 to 2026-01-01), and OOS (2026-01-01 onward)</w:t>
@@ -2038,6 +2266,7 @@
           <w:b/>
           <w:bCs/>
         </w:rPr>
+        <w:lastRenderedPageBreak/>
         <w:t>PSR</w:t>
       </w:r>
       <w:r>
@@ -2128,7 +2357,6 @@
         <w:pStyle w:val="Heading2"/>
       </w:pPr>
       <w:r>
-        <w:lastRenderedPageBreak/>
         <w:t>Business Integration</w:t>
       </w:r>
     </w:p>
@@ -3263,932 +3491,15 @@
       </w:tr>
     </w:tbl>
     <w:p/>
-    <w:p>
-      <w:pPr>
-        <w:pStyle w:val="Heading1"/>
-      </w:pPr>
-      <w:r>
-        <w:t>Model Monitoring</w:t>
-      </w:r>
-    </w:p>
-    <w:p>
-      <w:pPr>
-        <w:pStyle w:val="Heading2"/>
-      </w:pPr>
-      <w:r>
-        <w:t>Evaluation Metrics</w:t>
-      </w:r>
-    </w:p>
-    <w:p>
-      <w:r>
-        <w:t>The</w:t>
-      </w:r>
-      <w:r>
-        <w:t xml:space="preserve"> model </w:t>
-      </w:r>
-      <w:r>
-        <w:t xml:space="preserve">shows strong </w:t>
-      </w:r>
-      <w:r>
-        <w:t xml:space="preserve">performance </w:t>
-      </w:r>
-      <w:r>
-        <w:t>with AUC of 0.90 / 0.92 / 0.87 across Train / Validation / OOS (2026-01-01</w:t>
-      </w:r>
-      <w:r>
-        <w:t xml:space="preserve"> to 2026-</w:t>
-      </w:r>
-      <w:r>
-        <w:t>02-01</w:t>
-      </w:r>
-      <w:r>
-        <w:t xml:space="preserve">, future unseen data). The top 3 deciles capture </w:t>
-      </w:r>
-      <w:r>
-        <w:rPr>
-          <w:b/>
-          <w:bCs/>
-        </w:rPr>
-        <w:t>94% / 96% / 91%</w:t>
-      </w:r>
-      <w:r>
-        <w:t xml:space="preserve"> of true opt-ins, confirming the model reliably ranks likely opt-ins at the top.</w:t>
-      </w:r>
-    </w:p>
-    <w:tbl>
-      <w:tblPr>
-        <w:tblStyle w:val="TableGrid"/>
-        <w:tblW w:w="11982" w:type="dxa"/>
-        <w:tblInd w:w="-1320" w:type="dxa"/>
-        <w:tblLook w:val="04A0" w:firstRow="1" w:lastRow="0" w:firstColumn="1" w:lastColumn="0" w:noHBand="0" w:noVBand="1"/>
-      </w:tblPr>
-      <w:tblGrid>
-        <w:gridCol w:w="1386"/>
-        <w:gridCol w:w="1109"/>
-        <w:gridCol w:w="830"/>
-        <w:gridCol w:w="1030"/>
-        <w:gridCol w:w="1044"/>
-        <w:gridCol w:w="830"/>
-        <w:gridCol w:w="830"/>
-        <w:gridCol w:w="1253"/>
-        <w:gridCol w:w="1253"/>
-        <w:gridCol w:w="1253"/>
-        <w:gridCol w:w="1164"/>
-      </w:tblGrid>
-      <w:tr>
-        <w:tc>
-          <w:tcPr>
-            <w:tcW w:w="0" w:type="auto"/>
-          </w:tcPr>
-          <w:p>
-            <w:pPr>
-              <w:rPr>
-                <w:b/>
-                <w:bCs/>
-              </w:rPr>
-            </w:pPr>
-            <w:r>
-              <w:rPr>
-                <w:b/>
-                <w:bCs/>
-              </w:rPr>
-              <w:t>Model Name</w:t>
-            </w:r>
-          </w:p>
-        </w:tc>
-        <w:tc>
-          <w:tcPr>
-            <w:tcW w:w="0" w:type="auto"/>
-          </w:tcPr>
-          <w:p>
-            <w:pPr>
-              <w:rPr>
-                <w:b/>
-                <w:bCs/>
-              </w:rPr>
-            </w:pPr>
-            <w:r>
-              <w:rPr>
-                <w:b/>
-                <w:bCs/>
-              </w:rPr>
-              <w:t>Dataset</w:t>
-            </w:r>
-          </w:p>
-        </w:tc>
-        <w:tc>
-          <w:tcPr>
-            <w:tcW w:w="0" w:type="auto"/>
-          </w:tcPr>
-          <w:p>
-            <w:pPr>
-              <w:rPr>
-                <w:b/>
-                <w:bCs/>
-              </w:rPr>
-            </w:pPr>
-            <w:r>
-              <w:rPr>
-                <w:b/>
-                <w:bCs/>
-              </w:rPr>
-              <w:t>AUC</w:t>
-            </w:r>
-          </w:p>
-        </w:tc>
-        <w:tc>
-          <w:tcPr>
-            <w:tcW w:w="0" w:type="auto"/>
-          </w:tcPr>
-          <w:p>
-            <w:pPr>
-              <w:rPr>
-                <w:b/>
-                <w:bCs/>
-              </w:rPr>
-            </w:pPr>
-            <w:r>
-              <w:rPr>
-                <w:b/>
-                <w:bCs/>
-              </w:rPr>
-              <w:t>Accuracy</w:t>
-            </w:r>
-          </w:p>
-        </w:tc>
-        <w:tc>
-          <w:tcPr>
-            <w:tcW w:w="0" w:type="auto"/>
-          </w:tcPr>
-          <w:p>
-            <w:pPr>
-              <w:rPr>
-                <w:b/>
-                <w:bCs/>
-              </w:rPr>
-            </w:pPr>
-            <w:r>
-              <w:rPr>
-                <w:b/>
-                <w:bCs/>
-              </w:rPr>
-              <w:t>Precision</w:t>
-            </w:r>
-          </w:p>
-        </w:tc>
-        <w:tc>
-          <w:tcPr>
-            <w:tcW w:w="0" w:type="auto"/>
-          </w:tcPr>
-          <w:p>
-            <w:pPr>
-              <w:rPr>
-                <w:b/>
-                <w:bCs/>
-              </w:rPr>
-            </w:pPr>
-            <w:r>
-              <w:rPr>
-                <w:b/>
-                <w:bCs/>
-              </w:rPr>
-              <w:t>Recall</w:t>
-            </w:r>
-          </w:p>
-        </w:tc>
-        <w:tc>
-          <w:tcPr>
-            <w:tcW w:w="0" w:type="auto"/>
-          </w:tcPr>
-          <w:p>
-            <w:pPr>
-              <w:rPr>
-                <w:b/>
-                <w:bCs/>
-              </w:rPr>
-            </w:pPr>
-            <w:r>
-              <w:rPr>
-                <w:b/>
-                <w:bCs/>
-              </w:rPr>
-              <w:t>F1</w:t>
-            </w:r>
-          </w:p>
-        </w:tc>
-        <w:tc>
-          <w:tcPr>
-            <w:tcW w:w="0" w:type="auto"/>
-          </w:tcPr>
-          <w:p>
-            <w:pPr>
-              <w:rPr>
-                <w:b/>
-                <w:bCs/>
-              </w:rPr>
-            </w:pPr>
-            <w:r>
-              <w:rPr>
-                <w:b/>
-                <w:bCs/>
-              </w:rPr>
-              <w:t>Decile-1 Capture %</w:t>
-            </w:r>
-          </w:p>
-        </w:tc>
-        <w:tc>
-          <w:tcPr>
-            <w:tcW w:w="0" w:type="auto"/>
-          </w:tcPr>
-          <w:p>
-            <w:pPr>
-              <w:rPr>
-                <w:b/>
-                <w:bCs/>
-              </w:rPr>
-            </w:pPr>
-            <w:r>
-              <w:rPr>
-                <w:b/>
-                <w:bCs/>
-              </w:rPr>
-              <w:t>Decile-2 Capture %</w:t>
-            </w:r>
-          </w:p>
-        </w:tc>
-        <w:tc>
-          <w:tcPr>
-            <w:tcW w:w="0" w:type="auto"/>
-          </w:tcPr>
-          <w:p>
-            <w:pPr>
-              <w:rPr>
-                <w:b/>
-                <w:bCs/>
-              </w:rPr>
-            </w:pPr>
-            <w:r>
-              <w:rPr>
-                <w:b/>
-                <w:bCs/>
-              </w:rPr>
-              <w:t>Decile-3 Capture %</w:t>
-            </w:r>
-          </w:p>
-        </w:tc>
-        <w:tc>
-          <w:tcPr>
-            <w:tcW w:w="1164" w:type="dxa"/>
-          </w:tcPr>
-          <w:p>
-            <w:pPr>
-              <w:rPr>
-                <w:b/>
-                <w:bCs/>
-              </w:rPr>
-            </w:pPr>
-            <w:r>
-              <w:rPr>
-                <w:b/>
-                <w:bCs/>
-              </w:rPr>
-              <w:t>Top 3 Deciles Capture %</w:t>
-            </w:r>
-          </w:p>
-        </w:tc>
-      </w:tr>
-      <w:tr>
-        <w:tc>
-          <w:tcPr>
-            <w:tcW w:w="0" w:type="auto"/>
-          </w:tcPr>
-          <w:p>
-            <w:proofErr w:type="spellStart"/>
-            <w:r>
-              <w:t>XGBClassifier</w:t>
-            </w:r>
-            <w:proofErr w:type="spellEnd"/>
-          </w:p>
-        </w:tc>
-        <w:tc>
-          <w:tcPr>
-            <w:tcW w:w="0" w:type="auto"/>
-          </w:tcPr>
-          <w:p>
-            <w:r>
-              <w:t>Train</w:t>
-            </w:r>
-          </w:p>
-        </w:tc>
-        <w:tc>
-          <w:tcPr>
-            <w:tcW w:w="0" w:type="auto"/>
-          </w:tcPr>
-          <w:p>
-            <w:r>
-              <w:t>0.8977</w:t>
-            </w:r>
-          </w:p>
-        </w:tc>
-        <w:tc>
-          <w:tcPr>
-            <w:tcW w:w="0" w:type="auto"/>
-          </w:tcPr>
-          <w:p>
-            <w:r>
-              <w:t>0.6812</w:t>
-            </w:r>
-          </w:p>
-        </w:tc>
-        <w:tc>
-          <w:tcPr>
-            <w:tcW w:w="0" w:type="auto"/>
-          </w:tcPr>
-          <w:p>
-            <w:r>
-              <w:t>0.0030</w:t>
-            </w:r>
-          </w:p>
-        </w:tc>
-        <w:tc>
-          <w:tcPr>
-            <w:tcW w:w="0" w:type="auto"/>
-          </w:tcPr>
-          <w:p>
-            <w:r>
-              <w:t>0.9512</w:t>
-            </w:r>
-          </w:p>
-        </w:tc>
-        <w:tc>
-          <w:tcPr>
-            <w:tcW w:w="0" w:type="auto"/>
-          </w:tcPr>
-          <w:p>
-            <w:r>
-              <w:t>0.0060</w:t>
-            </w:r>
-          </w:p>
-        </w:tc>
-        <w:tc>
-          <w:tcPr>
-            <w:tcW w:w="0" w:type="auto"/>
-          </w:tcPr>
-          <w:p>
-            <w:r>
-              <w:t>62.04388</w:t>
-            </w:r>
-          </w:p>
-        </w:tc>
-        <w:tc>
-          <w:tcPr>
-            <w:tcW w:w="0" w:type="auto"/>
-          </w:tcPr>
-          <w:p>
-            <w:r>
-              <w:t>21.75290</w:t>
-            </w:r>
-          </w:p>
-        </w:tc>
-        <w:tc>
-          <w:tcPr>
-            <w:tcW w:w="0" w:type="auto"/>
-          </w:tcPr>
-          <w:p>
-            <w:r>
-              <w:t>10.25461</w:t>
-            </w:r>
-          </w:p>
-        </w:tc>
-        <w:tc>
-          <w:tcPr>
-            <w:tcW w:w="1164" w:type="dxa"/>
-          </w:tcPr>
-          <w:p>
-            <w:r>
-              <w:t>94.05139</w:t>
-            </w:r>
-          </w:p>
-        </w:tc>
-      </w:tr>
-      <w:tr>
-        <w:tc>
-          <w:tcPr>
-            <w:tcW w:w="0" w:type="auto"/>
-          </w:tcPr>
-          <w:p>
-            <w:proofErr w:type="spellStart"/>
-            <w:r>
-              <w:t>XGBClassifier</w:t>
-            </w:r>
-            <w:proofErr w:type="spellEnd"/>
-          </w:p>
-        </w:tc>
-        <w:tc>
-          <w:tcPr>
-            <w:tcW w:w="0" w:type="auto"/>
-          </w:tcPr>
-          <w:p>
-            <w:r>
-              <w:t>Validation</w:t>
-            </w:r>
-          </w:p>
-        </w:tc>
-        <w:tc>
-          <w:tcPr>
-            <w:tcW w:w="0" w:type="auto"/>
-          </w:tcPr>
-          <w:p>
-            <w:r>
-              <w:t>0.9231</w:t>
-            </w:r>
-          </w:p>
-        </w:tc>
-        <w:tc>
-          <w:tcPr>
-            <w:tcW w:w="0" w:type="auto"/>
-          </w:tcPr>
-          <w:p>
-            <w:r>
-              <w:t>0.6780</w:t>
-            </w:r>
-          </w:p>
-        </w:tc>
-        <w:tc>
-          <w:tcPr>
-            <w:tcW w:w="0" w:type="auto"/>
-          </w:tcPr>
-          <w:p>
-            <w:r>
-              <w:t>0.0046</w:t>
-            </w:r>
-          </w:p>
-        </w:tc>
-        <w:tc>
-          <w:tcPr>
-            <w:tcW w:w="0" w:type="auto"/>
-          </w:tcPr>
-          <w:p>
-            <w:r>
-              <w:t>0.9744</w:t>
-            </w:r>
-          </w:p>
-        </w:tc>
-        <w:tc>
-          <w:tcPr>
-            <w:tcW w:w="0" w:type="auto"/>
-          </w:tcPr>
-          <w:p>
-            <w:r>
-              <w:t>0.0092</w:t>
-            </w:r>
-          </w:p>
-        </w:tc>
-        <w:tc>
-          <w:tcPr>
-            <w:tcW w:w="0" w:type="auto"/>
-          </w:tcPr>
-          <w:p>
-            <w:r>
-              <w:t>72.05052</w:t>
-            </w:r>
-          </w:p>
-        </w:tc>
-        <w:tc>
-          <w:tcPr>
-            <w:tcW w:w="0" w:type="auto"/>
-          </w:tcPr>
-          <w:p>
-            <w:r>
-              <w:t>17.48089</w:t>
-            </w:r>
-          </w:p>
-        </w:tc>
-        <w:tc>
-          <w:tcPr>
-            <w:tcW w:w="0" w:type="auto"/>
-          </w:tcPr>
-          <w:p>
-            <w:r>
-              <w:t>6.713194</w:t>
-            </w:r>
-          </w:p>
-        </w:tc>
-        <w:tc>
-          <w:tcPr>
-            <w:tcW w:w="1164" w:type="dxa"/>
-          </w:tcPr>
-          <w:p>
-            <w:r>
-              <w:t>96.244604</w:t>
-            </w:r>
-          </w:p>
-        </w:tc>
-      </w:tr>
-      <w:tr>
-        <w:tc>
-          <w:tcPr>
-            <w:tcW w:w="0" w:type="auto"/>
-          </w:tcPr>
-          <w:p>
-            <w:proofErr w:type="spellStart"/>
-            <w:r>
-              <w:t>XGBClassifier</w:t>
-            </w:r>
-            <w:proofErr w:type="spellEnd"/>
-          </w:p>
-        </w:tc>
-        <w:tc>
-          <w:tcPr>
-            <w:tcW w:w="0" w:type="auto"/>
-          </w:tcPr>
-          <w:p>
-            <w:r>
-              <w:t>OOS</w:t>
-            </w:r>
-          </w:p>
-        </w:tc>
-        <w:tc>
-          <w:tcPr>
-            <w:tcW w:w="0" w:type="auto"/>
-          </w:tcPr>
-          <w:p>
-            <w:r>
-              <w:t>0.8723</w:t>
-            </w:r>
-          </w:p>
-        </w:tc>
-        <w:tc>
-          <w:tcPr>
-            <w:tcW w:w="0" w:type="auto"/>
-          </w:tcPr>
-          <w:p>
-            <w:r>
-              <w:t>0.6714</w:t>
-            </w:r>
-          </w:p>
-        </w:tc>
-        <w:tc>
-          <w:tcPr>
-            <w:tcW w:w="0" w:type="auto"/>
-          </w:tcPr>
-          <w:p>
-            <w:r>
-              <w:t>0.0023</w:t>
-            </w:r>
-          </w:p>
-        </w:tc>
-        <w:tc>
-          <w:tcPr>
-            <w:tcW w:w="0" w:type="auto"/>
-          </w:tcPr>
-          <w:p>
-            <w:r>
-              <w:t>0.9268</w:t>
-            </w:r>
-          </w:p>
-        </w:tc>
-        <w:tc>
-          <w:tcPr>
-            <w:tcW w:w="0" w:type="auto"/>
-          </w:tcPr>
-          <w:p>
-            <w:r>
-              <w:t>0.0046</w:t>
-            </w:r>
-          </w:p>
-        </w:tc>
-        <w:tc>
-          <w:tcPr>
-            <w:tcW w:w="0" w:type="auto"/>
-          </w:tcPr>
-          <w:p>
-            <w:r>
-              <w:t>45.85834</w:t>
-            </w:r>
-          </w:p>
-        </w:tc>
-        <w:tc>
-          <w:tcPr>
-            <w:tcW w:w="0" w:type="auto"/>
-          </w:tcPr>
-          <w:p>
-            <w:r>
-              <w:t>28.21128</w:t>
-            </w:r>
-          </w:p>
-        </w:tc>
-        <w:tc>
-          <w:tcPr>
-            <w:tcW w:w="0" w:type="auto"/>
-          </w:tcPr>
-          <w:p>
-            <w:r>
-              <w:t>17.04682</w:t>
-            </w:r>
-          </w:p>
-        </w:tc>
-        <w:tc>
-          <w:tcPr>
-            <w:tcW w:w="1164" w:type="dxa"/>
-          </w:tcPr>
-          <w:p>
-            <w:r>
-              <w:t>91.11644</w:t>
-            </w:r>
-          </w:p>
-        </w:tc>
-      </w:tr>
-    </w:tbl>
-    <w:p>
-      <w:pPr>
-        <w:rPr>
-          <w:b/>
-          <w:bCs/>
-        </w:rPr>
-      </w:pPr>
-    </w:p>
-    <w:p>
-      <w:r>
-        <w:lastRenderedPageBreak/>
-        <w:t xml:space="preserve">The retrained </w:t>
-      </w:r>
-      <w:proofErr w:type="spellStart"/>
-      <w:r>
-        <w:t>XGBClassifier</w:t>
-      </w:r>
-      <w:proofErr w:type="spellEnd"/>
-      <w:r>
-        <w:t xml:space="preserve"> model delivers substantially stronger lift than the Random Survival Forest production model across all provider segments. This confirms that Version 2.0 improves overall discrimination.</w:t>
-      </w:r>
-    </w:p>
-    <w:tbl>
-      <w:tblPr>
-        <w:tblStyle w:val="TableGrid"/>
-        <w:tblW w:w="0" w:type="auto"/>
-        <w:tblLook w:val="04A0" w:firstRow="1" w:lastRow="0" w:firstColumn="1" w:lastColumn="0" w:noHBand="0" w:noVBand="1"/>
-      </w:tblPr>
-      <w:tblGrid>
-        <w:gridCol w:w="2086"/>
-        <w:gridCol w:w="2316"/>
-        <w:gridCol w:w="1749"/>
-      </w:tblGrid>
-      <w:tr>
-        <w:tc>
-          <w:tcPr>
-            <w:tcW w:w="0" w:type="auto"/>
-            <w:hideMark/>
-          </w:tcPr>
-          <w:p>
-            <w:pPr>
-              <w:spacing w:after="160" w:line="259" w:lineRule="auto"/>
-              <w:rPr>
-                <w:b/>
-                <w:bCs/>
-              </w:rPr>
-            </w:pPr>
-            <w:r>
-              <w:rPr>
-                <w:b/>
-                <w:bCs/>
-              </w:rPr>
-              <w:t>Metric​</w:t>
-            </w:r>
-          </w:p>
-        </w:tc>
-        <w:tc>
-          <w:tcPr>
-            <w:tcW w:w="0" w:type="auto"/>
-            <w:hideMark/>
-          </w:tcPr>
-          <w:p>
-            <w:pPr>
-              <w:spacing w:after="160" w:line="259" w:lineRule="auto"/>
-              <w:rPr>
-                <w:b/>
-                <w:bCs/>
-              </w:rPr>
-            </w:pPr>
-            <w:r>
-              <w:rPr>
-                <w:b/>
-                <w:bCs/>
-              </w:rPr>
-              <w:t>Production Model​</w:t>
-            </w:r>
-          </w:p>
-        </w:tc>
-        <w:tc>
-          <w:tcPr>
-            <w:tcW w:w="0" w:type="auto"/>
-            <w:hideMark/>
-          </w:tcPr>
-          <w:p>
-            <w:pPr>
-              <w:spacing w:after="160" w:line="259" w:lineRule="auto"/>
-              <w:rPr>
-                <w:b/>
-                <w:bCs/>
-              </w:rPr>
-            </w:pPr>
-            <w:r>
-              <w:rPr>
-                <w:b/>
-                <w:bCs/>
-              </w:rPr>
-              <w:t>Retrained Model​</w:t>
-            </w:r>
-          </w:p>
-        </w:tc>
-      </w:tr>
-      <w:tr>
-        <w:tc>
-          <w:tcPr>
-            <w:tcW w:w="0" w:type="auto"/>
-            <w:hideMark/>
-          </w:tcPr>
-          <w:p>
-            <w:pPr>
-              <w:spacing w:after="160" w:line="259" w:lineRule="auto"/>
-            </w:pPr>
-            <w:r>
-              <w:t>Algorithm​</w:t>
-            </w:r>
-          </w:p>
-        </w:tc>
-        <w:tc>
-          <w:tcPr>
-            <w:tcW w:w="0" w:type="auto"/>
-            <w:hideMark/>
-          </w:tcPr>
-          <w:p>
-            <w:pPr>
-              <w:spacing w:after="160" w:line="259" w:lineRule="auto"/>
-            </w:pPr>
-            <w:r>
-              <w:t>Random Survival Forest​</w:t>
-            </w:r>
-          </w:p>
-        </w:tc>
-        <w:tc>
-          <w:tcPr>
-            <w:tcW w:w="0" w:type="auto"/>
-            <w:hideMark/>
-          </w:tcPr>
-          <w:p>
-            <w:pPr>
-              <w:spacing w:after="160" w:line="259" w:lineRule="auto"/>
-            </w:pPr>
-            <w:proofErr w:type="spellStart"/>
-            <w:r>
-              <w:t>XGBClassifier</w:t>
-            </w:r>
-            <w:proofErr w:type="spellEnd"/>
-            <w:r>
-              <w:t>​</w:t>
-            </w:r>
-          </w:p>
-        </w:tc>
-      </w:tr>
-      <w:tr>
-        <w:tc>
-          <w:tcPr>
-            <w:tcW w:w="0" w:type="auto"/>
-            <w:hideMark/>
-          </w:tcPr>
-          <w:p>
-            <w:pPr>
-              <w:spacing w:after="160" w:line="259" w:lineRule="auto"/>
-            </w:pPr>
-            <w:r>
-              <w:t>Overall Lift (OOS)​</w:t>
-            </w:r>
-          </w:p>
-        </w:tc>
-        <w:tc>
-          <w:tcPr>
-            <w:tcW w:w="0" w:type="auto"/>
-            <w:hideMark/>
-          </w:tcPr>
-          <w:p>
-            <w:pPr>
-              <w:spacing w:after="160" w:line="259" w:lineRule="auto"/>
-            </w:pPr>
-            <w:r>
-              <w:t>1.58x​</w:t>
-            </w:r>
-          </w:p>
-        </w:tc>
-        <w:tc>
-          <w:tcPr>
-            <w:tcW w:w="0" w:type="auto"/>
-            <w:hideMark/>
-          </w:tcPr>
-          <w:p>
-            <w:pPr>
-              <w:spacing w:after="160" w:line="259" w:lineRule="auto"/>
-            </w:pPr>
-            <w:r>
-              <w:t>5.72x​</w:t>
-            </w:r>
-          </w:p>
-        </w:tc>
-      </w:tr>
-      <w:tr>
-        <w:tc>
-          <w:tcPr>
-            <w:tcW w:w="0" w:type="auto"/>
-            <w:hideMark/>
-          </w:tcPr>
-          <w:p>
-            <w:pPr>
-              <w:spacing w:after="160" w:line="259" w:lineRule="auto"/>
-            </w:pPr>
-            <w:r>
-              <w:t>Circle Back Lift (OOS)​</w:t>
-            </w:r>
-          </w:p>
-        </w:tc>
-        <w:tc>
-          <w:tcPr>
-            <w:tcW w:w="0" w:type="auto"/>
-            <w:hideMark/>
-          </w:tcPr>
-          <w:p>
-            <w:pPr>
-              <w:spacing w:after="160" w:line="259" w:lineRule="auto"/>
-            </w:pPr>
-            <w:r>
-              <w:t>1.92x​</w:t>
-            </w:r>
-          </w:p>
-        </w:tc>
-        <w:tc>
-          <w:tcPr>
-            <w:tcW w:w="0" w:type="auto"/>
-            <w:hideMark/>
-          </w:tcPr>
-          <w:p>
-            <w:pPr>
-              <w:spacing w:after="160" w:line="259" w:lineRule="auto"/>
-            </w:pPr>
-            <w:r>
-              <w:t>3.75x​</w:t>
-            </w:r>
-          </w:p>
-        </w:tc>
-      </w:tr>
-      <w:tr>
-        <w:tc>
-          <w:tcPr>
-            <w:tcW w:w="0" w:type="auto"/>
-            <w:hideMark/>
-          </w:tcPr>
-          <w:p>
-            <w:pPr>
-              <w:spacing w:after="160" w:line="259" w:lineRule="auto"/>
-            </w:pPr>
-            <w:r>
-              <w:t>Undecided Lift (OOS)​</w:t>
-            </w:r>
-          </w:p>
-        </w:tc>
-        <w:tc>
-          <w:tcPr>
-            <w:tcW w:w="0" w:type="auto"/>
-            <w:hideMark/>
-          </w:tcPr>
-          <w:p>
-            <w:pPr>
-              <w:spacing w:after="160" w:line="259" w:lineRule="auto"/>
-            </w:pPr>
-            <w:r>
-              <w:t>1.54x​</w:t>
-            </w:r>
-          </w:p>
-        </w:tc>
-        <w:tc>
-          <w:tcPr>
-            <w:tcW w:w="0" w:type="auto"/>
-            <w:hideMark/>
-          </w:tcPr>
-          <w:p>
-            <w:pPr>
-              <w:spacing w:after="160" w:line="259" w:lineRule="auto"/>
-            </w:pPr>
-            <w:r>
-              <w:t>38.84x​</w:t>
-            </w:r>
-          </w:p>
-        </w:tc>
-      </w:tr>
-    </w:tbl>
+    <w:p/>
+    <w:p/>
     <w:p/>
     <w:p>
       <w:pPr>
         <w:pStyle w:val="Heading2"/>
       </w:pPr>
       <w:r>
+        <w:lastRenderedPageBreak/>
         <w:t>Baseline Data</w:t>
       </w:r>
     </w:p>
@@ -4409,7 +3720,7 @@
                 <v:shape id="_x0000_i1025" type="#_x0000_t75" style="width:75pt;height:49.05pt" o:ole="">
                   <v:imagedata r:id="rId12" o:title=""/>
                 </v:shape>
-                <o:OLEObject Type="Embed" ProgID="Package" ShapeID="_x0000_i1025" DrawAspect="Icon" ObjectID="_1847453731" r:id="rId13"/>
+                <o:OLEObject Type="Embed" ProgID="Package" ShapeID="_x0000_i1025" DrawAspect="Icon" ObjectID="_1847458412" r:id="rId13"/>
               </w:object>
             </w:r>
           </w:p>
@@ -4436,7 +3747,7 @@
                 <v:shape id="_x0000_i1026" type="#_x0000_t75" style="width:75pt;height:49.05pt" o:ole="">
                   <v:imagedata r:id="rId14" o:title=""/>
                 </v:shape>
-                <o:OLEObject Type="Embed" ProgID="Package" ShapeID="_x0000_i1026" DrawAspect="Icon" ObjectID="_1847453732" r:id="rId15"/>
+                <o:OLEObject Type="Embed" ProgID="Package" ShapeID="_x0000_i1026" DrawAspect="Icon" ObjectID="_1847458413" r:id="rId15"/>
               </w:object>
             </w:r>
           </w:p>
@@ -4466,7 +3777,7 @@
                 <v:shape id="_x0000_i1027" type="#_x0000_t75" style="width:75pt;height:49.05pt" o:ole="">
                   <v:imagedata r:id="rId16" o:title=""/>
                 </v:shape>
-                <o:OLEObject Type="Embed" ProgID="Package" ShapeID="_x0000_i1027" DrawAspect="Icon" ObjectID="_1847453733" r:id="rId17"/>
+                <o:OLEObject Type="Embed" ProgID="Package" ShapeID="_x0000_i1027" DrawAspect="Icon" ObjectID="_1847458414" r:id="rId17"/>
               </w:object>
             </w:r>
           </w:p>
@@ -4480,7 +3791,6 @@
           </w:tcPr>
           <w:p>
             <w:r>
-              <w:lastRenderedPageBreak/>
               <w:t>Pickle file containing encoder</w:t>
             </w:r>
           </w:p>
@@ -4495,7 +3805,7 @@
                 <v:shape id="_x0000_i1028" type="#_x0000_t75" style="width:75pt;height:49.05pt" o:ole="">
                   <v:imagedata r:id="rId18" o:title=""/>
                 </v:shape>
-                <o:OLEObject Type="Embed" ProgID="Package" ShapeID="_x0000_i1028" DrawAspect="Icon" ObjectID="_1847453734" r:id="rId19"/>
+                <o:OLEObject Type="Embed" ProgID="Package" ShapeID="_x0000_i1028" DrawAspect="Icon" ObjectID="_1847458415" r:id="rId19"/>
               </w:object>
             </w:r>
           </w:p>
@@ -4522,7 +3832,7 @@
                 <v:shape id="_x0000_i1029" type="#_x0000_t75" style="width:75pt;height:49.05pt" o:ole="">
                   <v:imagedata r:id="rId20" o:title=""/>
                 </v:shape>
-                <o:OLEObject Type="Embed" ProgID="Package" ShapeID="_x0000_i1029" DrawAspect="Icon" ObjectID="_1847453735" r:id="rId21"/>
+                <o:OLEObject Type="Embed" ProgID="Package" ShapeID="_x0000_i1029" DrawAspect="Icon" ObjectID="_1847458416" r:id="rId21"/>
               </w:object>
             </w:r>
           </w:p>
@@ -4549,7 +3859,7 @@
                 <v:shape id="_x0000_i1034" type="#_x0000_t75" style="width:75pt;height:49.05pt" o:ole="">
                   <v:imagedata r:id="rId22" o:title=""/>
                 </v:shape>
-                <o:OLEObject Type="Embed" ProgID="Package" ShapeID="_x0000_i1034" DrawAspect="Icon" ObjectID="_1847453736" r:id="rId23"/>
+                <o:OLEObject Type="Embed" ProgID="Package" ShapeID="_x0000_i1034" DrawAspect="Icon" ObjectID="_1847458417" r:id="rId23"/>
               </w:object>
             </w:r>
           </w:p>
@@ -4578,7 +3888,7 @@
                 <v:shape id="_x0000_i1031" type="#_x0000_t75" style="width:75pt;height:49.05pt" o:ole="">
                   <v:imagedata r:id="rId24" o:title=""/>
                 </v:shape>
-                <o:OLEObject Type="Embed" ProgID="Package" ShapeID="_x0000_i1031" DrawAspect="Icon" ObjectID="_1847453737" r:id="rId25"/>
+                <o:OLEObject Type="Embed" ProgID="Package" ShapeID="_x0000_i1031" DrawAspect="Icon" ObjectID="_1847458418" r:id="rId25"/>
               </w:object>
             </w:r>
           </w:p>
@@ -4591,6 +3901,7 @@
           </w:tcPr>
           <w:p>
             <w:r>
+              <w:lastRenderedPageBreak/>
               <w:t>Opt-In Categories cutoffs</w:t>
             </w:r>
           </w:p>
@@ -4605,7 +3916,7 @@
                 <v:shape id="_x0000_i1032" type="#_x0000_t75" style="width:75pt;height:49.05pt" o:ole="">
                   <v:imagedata r:id="rId26" o:title=""/>
                 </v:shape>
-                <o:OLEObject Type="Embed" ProgID="Package" ShapeID="_x0000_i1032" DrawAspect="Icon" ObjectID="_1847453738" r:id="rId27"/>
+                <o:OLEObject Type="Embed" ProgID="Package" ShapeID="_x0000_i1032" DrawAspect="Icon" ObjectID="_1847458419" r:id="rId27"/>
               </w:object>
             </w:r>
           </w:p>
@@ -8503,6 +7814,7 @@
   <w:style w:type="paragraph" w:default="1" w:styleId="Normal">
     <w:name w:val="Normal"/>
     <w:qFormat/>
+    <w:rsid w:val="00DF0FDC"/>
   </w:style>
   <w:style w:type="paragraph" w:styleId="Heading1">
     <w:name w:val="heading 1"/>

--- a/Production_Files/PSR4(V2) Functional Specs.docx
+++ b/Production_Files/PSR4(V2) Functional Specs.docx
@@ -2908,7 +2908,7 @@
           </w:tcPr>
           <w:p>
             <w:r>
-              <w:t>CAMPAIGN_LEADS_RECOMMENDATION</w:t>
+              <w:t>CALL_TARGET_ORDER</w:t>
             </w:r>
           </w:p>
         </w:tc>
@@ -2928,7 +2928,7 @@
           </w:tcPr>
           <w:p>
             <w:r>
-              <w:t>Recommendation for provider to enter a campaign</w:t>
+              <w:t>Order within campaign recommendation</w:t>
             </w:r>
           </w:p>
         </w:tc>
@@ -2943,7 +2943,7 @@
           </w:tcPr>
           <w:p>
             <w:r>
-              <w:t>CALL_TARGET_ORDER</w:t>
+              <w:t>OPTINDRIVER_1</w:t>
             </w:r>
           </w:p>
         </w:tc>
@@ -2953,7 +2953,7 @@
           </w:tcPr>
           <w:p>
             <w:r>
-              <w:t>INT</w:t>
+              <w:t>STRING</w:t>
             </w:r>
           </w:p>
         </w:tc>
@@ -2963,7 +2963,13 @@
           </w:tcPr>
           <w:p>
             <w:r>
-              <w:t>Order within campaign recommendation</w:t>
+              <w:t xml:space="preserve">Model top </w:t>
+            </w:r>
+            <w:r>
+              <w:t xml:space="preserve">opt-in </w:t>
+            </w:r>
+            <w:r>
+              <w:t>driver</w:t>
             </w:r>
           </w:p>
         </w:tc>
@@ -2978,7 +2984,7 @@
           </w:tcPr>
           <w:p>
             <w:r>
-              <w:t>OPTINDRIVER_1</w:t>
+              <w:t>OPTINDRIVER_1_VALUE</w:t>
             </w:r>
           </w:p>
         </w:tc>
@@ -2988,7 +2994,7 @@
           </w:tcPr>
           <w:p>
             <w:r>
-              <w:t>STRING</w:t>
+              <w:t>FLOAT</w:t>
             </w:r>
           </w:p>
         </w:tc>
@@ -3001,10 +3007,10 @@
               <w:t xml:space="preserve">Model top </w:t>
             </w:r>
             <w:r>
-              <w:t xml:space="preserve">opt-in </w:t>
-            </w:r>
-            <w:r>
-              <w:t>driver</w:t>
+              <w:t>opt-in</w:t>
+            </w:r>
+            <w:r>
+              <w:t xml:space="preserve"> driver value </w:t>
             </w:r>
           </w:p>
         </w:tc>
@@ -3019,7 +3025,10 @@
           </w:tcPr>
           <w:p>
             <w:r>
-              <w:t>OPTINDRIVER_1_VALUE</w:t>
+              <w:t>OPTINDRIVER_</w:t>
+            </w:r>
+            <w:r>
+              <w:t>2</w:t>
             </w:r>
           </w:p>
         </w:tc>
@@ -3029,7 +3038,7 @@
           </w:tcPr>
           <w:p>
             <w:r>
-              <w:t>FLOAT</w:t>
+              <w:t>STRING</w:t>
             </w:r>
           </w:p>
         </w:tc>
@@ -3039,13 +3048,25 @@
           </w:tcPr>
           <w:p>
             <w:r>
-              <w:t xml:space="preserve">Model top </w:t>
+              <w:t>Model 2</w:t>
+            </w:r>
+            <w:r>
+              <w:rPr>
+                <w:vertAlign w:val="superscript"/>
+              </w:rPr>
+              <w:t>nd</w:t>
+            </w:r>
+            <w:r>
+              <w:t xml:space="preserve"> </w:t>
+            </w:r>
+            <w:r>
+              <w:t xml:space="preserve">highest </w:t>
             </w:r>
             <w:r>
               <w:t>opt-in</w:t>
             </w:r>
             <w:r>
-              <w:t xml:space="preserve"> driver value </w:t>
+              <w:t xml:space="preserve"> driver</w:t>
             </w:r>
           </w:p>
         </w:tc>
@@ -3065,6 +3086,9 @@
             <w:r>
               <w:t>2</w:t>
             </w:r>
+            <w:r>
+              <w:t>_VALUE</w:t>
+            </w:r>
           </w:p>
         </w:tc>
         <w:tc>
@@ -3073,7 +3097,7 @@
           </w:tcPr>
           <w:p>
             <w:r>
-              <w:t>STRING</w:t>
+              <w:t>FLOAT</w:t>
             </w:r>
           </w:p>
         </w:tc>
@@ -3092,16 +3116,13 @@
               <w:t>nd</w:t>
             </w:r>
             <w:r>
-              <w:t xml:space="preserve"> </w:t>
-            </w:r>
-            <w:r>
-              <w:t xml:space="preserve">highest </w:t>
+              <w:t xml:space="preserve"> highest </w:t>
             </w:r>
             <w:r>
               <w:t>opt-in</w:t>
             </w:r>
             <w:r>
-              <w:t xml:space="preserve"> driver</w:t>
+              <w:t xml:space="preserve"> driver value </w:t>
             </w:r>
           </w:p>
         </w:tc>
@@ -3119,10 +3140,7 @@
               <w:t>OPTINDRIVER_</w:t>
             </w:r>
             <w:r>
-              <w:t>2</w:t>
-            </w:r>
-            <w:r>
-              <w:t>_VALUE</w:t>
+              <w:t>3</w:t>
             </w:r>
           </w:p>
         </w:tc>
@@ -3132,7 +3150,7 @@
           </w:tcPr>
           <w:p>
             <w:r>
-              <w:t>FLOAT</w:t>
+              <w:t>STRING</w:t>
             </w:r>
           </w:p>
         </w:tc>
@@ -3142,13 +3160,13 @@
           </w:tcPr>
           <w:p>
             <w:r>
-              <w:t>Model 2</w:t>
+              <w:t>Model 3</w:t>
             </w:r>
             <w:r>
               <w:rPr>
                 <w:vertAlign w:val="superscript"/>
               </w:rPr>
-              <w:t>nd</w:t>
+              <w:t>rd</w:t>
             </w:r>
             <w:r>
               <w:t xml:space="preserve"> highest </w:t>
@@ -3157,7 +3175,7 @@
               <w:t>opt-in</w:t>
             </w:r>
             <w:r>
-              <w:t xml:space="preserve"> driver value </w:t>
+              <w:t xml:space="preserve"> driver</w:t>
             </w:r>
           </w:p>
         </w:tc>
@@ -3177,6 +3195,9 @@
             <w:r>
               <w:t>3</w:t>
             </w:r>
+            <w:r>
+              <w:t>_VALUE</w:t>
+            </w:r>
           </w:p>
         </w:tc>
         <w:tc>
@@ -3185,7 +3206,7 @@
           </w:tcPr>
           <w:p>
             <w:r>
-              <w:t>STRING</w:t>
+              <w:t>FLOAT</w:t>
             </w:r>
           </w:p>
         </w:tc>
@@ -3204,13 +3225,13 @@
               <w:t>rd</w:t>
             </w:r>
             <w:r>
-              <w:t xml:space="preserve"> highest </w:t>
-            </w:r>
-            <w:r>
-              <w:t>opt-in</w:t>
-            </w:r>
-            <w:r>
-              <w:t xml:space="preserve"> driver</w:t>
+              <w:t xml:space="preserve"> highest</w:t>
+            </w:r>
+            <w:r>
+              <w:t xml:space="preserve"> opt-in</w:t>
+            </w:r>
+            <w:r>
+              <w:t xml:space="preserve"> value </w:t>
             </w:r>
           </w:p>
         </w:tc>
@@ -3228,10 +3249,7 @@
               <w:t>OPTINDRIVER_</w:t>
             </w:r>
             <w:r>
-              <w:t>3</w:t>
-            </w:r>
-            <w:r>
-              <w:t>_VALUE</w:t>
+              <w:t>4</w:t>
             </w:r>
           </w:p>
         </w:tc>
@@ -3241,7 +3259,7 @@
           </w:tcPr>
           <w:p>
             <w:r>
-              <w:t>FLOAT</w:t>
+              <w:t>STRING</w:t>
             </w:r>
           </w:p>
         </w:tc>
@@ -3251,22 +3269,22 @@
           </w:tcPr>
           <w:p>
             <w:r>
-              <w:t>Model 3</w:t>
+              <w:t>Model 4</w:t>
             </w:r>
             <w:r>
               <w:rPr>
                 <w:vertAlign w:val="superscript"/>
               </w:rPr>
-              <w:t>rd</w:t>
-            </w:r>
-            <w:r>
-              <w:t xml:space="preserve"> highest</w:t>
-            </w:r>
-            <w:r>
-              <w:t xml:space="preserve"> opt-in</w:t>
-            </w:r>
-            <w:r>
-              <w:t xml:space="preserve"> value </w:t>
+              <w:t>th</w:t>
+            </w:r>
+            <w:r>
+              <w:t xml:space="preserve"> highest </w:t>
+            </w:r>
+            <w:r>
+              <w:t>opt-in</w:t>
+            </w:r>
+            <w:r>
+              <w:t xml:space="preserve"> driver</w:t>
             </w:r>
           </w:p>
         </w:tc>
@@ -3286,6 +3304,9 @@
             <w:r>
               <w:t>4</w:t>
             </w:r>
+            <w:r>
+              <w:t>_VALUE</w:t>
+            </w:r>
           </w:p>
         </w:tc>
         <w:tc>
@@ -3294,7 +3315,7 @@
           </w:tcPr>
           <w:p>
             <w:r>
-              <w:t>STRING</w:t>
+              <w:t>FLOAT</w:t>
             </w:r>
           </w:p>
         </w:tc>
@@ -3316,10 +3337,10 @@
               <w:t xml:space="preserve"> highest </w:t>
             </w:r>
             <w:r>
-              <w:t>opt-in</w:t>
-            </w:r>
-            <w:r>
-              <w:t xml:space="preserve"> driver</w:t>
+              <w:t xml:space="preserve">opt-in </w:t>
+            </w:r>
+            <w:r>
+              <w:t xml:space="preserve">driver value </w:t>
             </w:r>
           </w:p>
         </w:tc>
@@ -3337,10 +3358,7 @@
               <w:t>OPTINDRIVER_</w:t>
             </w:r>
             <w:r>
-              <w:t>4</w:t>
-            </w:r>
-            <w:r>
-              <w:t>_VALUE</w:t>
+              <w:t>5</w:t>
             </w:r>
           </w:p>
         </w:tc>
@@ -3350,7 +3368,7 @@
           </w:tcPr>
           <w:p>
             <w:r>
-              <w:t>FLOAT</w:t>
+              <w:t>STRING</w:t>
             </w:r>
           </w:p>
         </w:tc>
@@ -3360,7 +3378,7 @@
           </w:tcPr>
           <w:p>
             <w:r>
-              <w:t>Model 4</w:t>
+              <w:t>Model 5</w:t>
             </w:r>
             <w:r>
               <w:rPr>
@@ -3372,10 +3390,10 @@
               <w:t xml:space="preserve"> highest </w:t>
             </w:r>
             <w:r>
-              <w:t xml:space="preserve">opt-in </w:t>
-            </w:r>
-            <w:r>
-              <w:t xml:space="preserve">driver value </w:t>
+              <w:t>opt-in</w:t>
+            </w:r>
+            <w:r>
+              <w:t xml:space="preserve"> driver</w:t>
             </w:r>
           </w:p>
         </w:tc>
@@ -3395,59 +3413,6 @@
             <w:r>
               <w:t>5</w:t>
             </w:r>
-          </w:p>
-        </w:tc>
-        <w:tc>
-          <w:tcPr>
-            <w:tcW w:w="1164" w:type="dxa"/>
-          </w:tcPr>
-          <w:p>
-            <w:r>
-              <w:t>STRING</w:t>
-            </w:r>
-          </w:p>
-        </w:tc>
-        <w:tc>
-          <w:tcPr>
-            <w:tcW w:w="4288" w:type="dxa"/>
-          </w:tcPr>
-          <w:p>
-            <w:r>
-              <w:t>Model 5</w:t>
-            </w:r>
-            <w:r>
-              <w:rPr>
-                <w:vertAlign w:val="superscript"/>
-              </w:rPr>
-              <w:t>th</w:t>
-            </w:r>
-            <w:r>
-              <w:t xml:space="preserve"> highest </w:t>
-            </w:r>
-            <w:r>
-              <w:t>opt-in</w:t>
-            </w:r>
-            <w:r>
-              <w:t xml:space="preserve"> driver</w:t>
-            </w:r>
-          </w:p>
-        </w:tc>
-      </w:tr>
-      <w:tr>
-        <w:trPr>
-          <w:trHeight w:val="297"/>
-        </w:trPr>
-        <w:tc>
-          <w:tcPr>
-            <w:tcW w:w="4173" w:type="dxa"/>
-          </w:tcPr>
-          <w:p>
-            <w:r>
-              <w:t>OPTINDRIVER_</w:t>
-            </w:r>
-            <w:r>
-              <w:t>5</w:t>
-            </w:r>
             <w:r>
               <w:t>_VALUE</w:t>
             </w:r>
@@ -3491,15 +3456,11 @@
       </w:tr>
     </w:tbl>
     <w:p/>
-    <w:p/>
-    <w:p/>
-    <w:p/>
     <w:p>
       <w:pPr>
         <w:pStyle w:val="Heading2"/>
       </w:pPr>
       <w:r>
-        <w:lastRenderedPageBreak/>
         <w:t>Baseline Data</w:t>
       </w:r>
     </w:p>
@@ -3556,6 +3517,7 @@
         <w:pStyle w:val="Heading1"/>
       </w:pPr>
       <w:r>
+        <w:lastRenderedPageBreak/>
         <w:t>Appendix</w:t>
       </w:r>
     </w:p>
@@ -3720,7 +3682,7 @@
                 <v:shape id="_x0000_i1025" type="#_x0000_t75" style="width:75pt;height:49.05pt" o:ole="">
                   <v:imagedata r:id="rId12" o:title=""/>
                 </v:shape>
-                <o:OLEObject Type="Embed" ProgID="Package" ShapeID="_x0000_i1025" DrawAspect="Icon" ObjectID="_1847458412" r:id="rId13"/>
+                <o:OLEObject Type="Embed" ProgID="Package" ShapeID="_x0000_i1025" DrawAspect="Icon" ObjectID="_1847458547" r:id="rId13"/>
               </w:object>
             </w:r>
           </w:p>
@@ -3747,7 +3709,7 @@
                 <v:shape id="_x0000_i1026" type="#_x0000_t75" style="width:75pt;height:49.05pt" o:ole="">
                   <v:imagedata r:id="rId14" o:title=""/>
                 </v:shape>
-                <o:OLEObject Type="Embed" ProgID="Package" ShapeID="_x0000_i1026" DrawAspect="Icon" ObjectID="_1847458413" r:id="rId15"/>
+                <o:OLEObject Type="Embed" ProgID="Package" ShapeID="_x0000_i1026" DrawAspect="Icon" ObjectID="_1847458548" r:id="rId15"/>
               </w:object>
             </w:r>
           </w:p>
@@ -3777,7 +3739,7 @@
                 <v:shape id="_x0000_i1027" type="#_x0000_t75" style="width:75pt;height:49.05pt" o:ole="">
                   <v:imagedata r:id="rId16" o:title=""/>
                 </v:shape>
-                <o:OLEObject Type="Embed" ProgID="Package" ShapeID="_x0000_i1027" DrawAspect="Icon" ObjectID="_1847458414" r:id="rId17"/>
+                <o:OLEObject Type="Embed" ProgID="Package" ShapeID="_x0000_i1027" DrawAspect="Icon" ObjectID="_1847458549" r:id="rId17"/>
               </w:object>
             </w:r>
           </w:p>
@@ -3805,7 +3767,7 @@
                 <v:shape id="_x0000_i1028" type="#_x0000_t75" style="width:75pt;height:49.05pt" o:ole="">
                   <v:imagedata r:id="rId18" o:title=""/>
                 </v:shape>
-                <o:OLEObject Type="Embed" ProgID="Package" ShapeID="_x0000_i1028" DrawAspect="Icon" ObjectID="_1847458415" r:id="rId19"/>
+                <o:OLEObject Type="Embed" ProgID="Package" ShapeID="_x0000_i1028" DrawAspect="Icon" ObjectID="_1847458550" r:id="rId19"/>
               </w:object>
             </w:r>
           </w:p>
@@ -3832,7 +3794,7 @@
                 <v:shape id="_x0000_i1029" type="#_x0000_t75" style="width:75pt;height:49.05pt" o:ole="">
                   <v:imagedata r:id="rId20" o:title=""/>
                 </v:shape>
-                <o:OLEObject Type="Embed" ProgID="Package" ShapeID="_x0000_i1029" DrawAspect="Icon" ObjectID="_1847458416" r:id="rId21"/>
+                <o:OLEObject Type="Embed" ProgID="Package" ShapeID="_x0000_i1029" DrawAspect="Icon" ObjectID="_1847458551" r:id="rId21"/>
               </w:object>
             </w:r>
           </w:p>
@@ -3859,7 +3821,7 @@
                 <v:shape id="_x0000_i1034" type="#_x0000_t75" style="width:75pt;height:49.05pt" o:ole="">
                   <v:imagedata r:id="rId22" o:title=""/>
                 </v:shape>
-                <o:OLEObject Type="Embed" ProgID="Package" ShapeID="_x0000_i1034" DrawAspect="Icon" ObjectID="_1847458417" r:id="rId23"/>
+                <o:OLEObject Type="Embed" ProgID="Package" ShapeID="_x0000_i1034" DrawAspect="Icon" ObjectID="_1847458552" r:id="rId23"/>
               </w:object>
             </w:r>
           </w:p>
@@ -3888,7 +3850,7 @@
                 <v:shape id="_x0000_i1031" type="#_x0000_t75" style="width:75pt;height:49.05pt" o:ole="">
                   <v:imagedata r:id="rId24" o:title=""/>
                 </v:shape>
-                <o:OLEObject Type="Embed" ProgID="Package" ShapeID="_x0000_i1031" DrawAspect="Icon" ObjectID="_1847458418" r:id="rId25"/>
+                <o:OLEObject Type="Embed" ProgID="Package" ShapeID="_x0000_i1031" DrawAspect="Icon" ObjectID="_1847458553" r:id="rId25"/>
               </w:object>
             </w:r>
           </w:p>
@@ -3901,7 +3863,6 @@
           </w:tcPr>
           <w:p>
             <w:r>
-              <w:lastRenderedPageBreak/>
               <w:t>Opt-In Categories cutoffs</w:t>
             </w:r>
           </w:p>
@@ -3916,7 +3877,7 @@
                 <v:shape id="_x0000_i1032" type="#_x0000_t75" style="width:75pt;height:49.05pt" o:ole="">
                   <v:imagedata r:id="rId26" o:title=""/>
                 </v:shape>
-                <o:OLEObject Type="Embed" ProgID="Package" ShapeID="_x0000_i1032" DrawAspect="Icon" ObjectID="_1847458419" r:id="rId27"/>
+                <o:OLEObject Type="Embed" ProgID="Package" ShapeID="_x0000_i1032" DrawAspect="Icon" ObjectID="_1847458554" r:id="rId27"/>
               </w:object>
             </w:r>
           </w:p>

--- a/Production_Files/PSR4(V2) Functional Specs.docx
+++ b/Production_Files/PSR4(V2) Functional Specs.docx
@@ -2133,11 +2133,9 @@
             <w:pPr>
               <w:jc w:val="center"/>
             </w:pPr>
-            <w:proofErr w:type="spellStart"/>
-            <w:r>
-              <w:t>XGBClassifier</w:t>
-            </w:r>
-            <w:proofErr w:type="spellEnd"/>
+            <w:r>
+              <w:t>Model training </w:t>
+            </w:r>
           </w:p>
         </w:tc>
       </w:tr>
@@ -2179,11 +2177,9 @@
             <w:pPr>
               <w:jc w:val="center"/>
             </w:pPr>
-            <w:proofErr w:type="spellStart"/>
-            <w:r>
-              <w:t>xgboost</w:t>
-            </w:r>
-            <w:proofErr w:type="spellEnd"/>
+            <w:r>
+              <w:t>Hyperparameter tuning and early stopping </w:t>
+            </w:r>
           </w:p>
         </w:tc>
       </w:tr>
@@ -3682,7 +3678,7 @@
                 <v:shape id="_x0000_i1025" type="#_x0000_t75" style="width:75pt;height:49.05pt" o:ole="">
                   <v:imagedata r:id="rId12" o:title=""/>
                 </v:shape>
-                <o:OLEObject Type="Embed" ProgID="Package" ShapeID="_x0000_i1025" DrawAspect="Icon" ObjectID="_1847458547" r:id="rId13"/>
+                <o:OLEObject Type="Embed" ProgID="Package" ShapeID="_x0000_i1025" DrawAspect="Icon" ObjectID="_1847459471" r:id="rId13"/>
               </w:object>
             </w:r>
           </w:p>
@@ -3709,7 +3705,7 @@
                 <v:shape id="_x0000_i1026" type="#_x0000_t75" style="width:75pt;height:49.05pt" o:ole="">
                   <v:imagedata r:id="rId14" o:title=""/>
                 </v:shape>
-                <o:OLEObject Type="Embed" ProgID="Package" ShapeID="_x0000_i1026" DrawAspect="Icon" ObjectID="_1847458548" r:id="rId15"/>
+                <o:OLEObject Type="Embed" ProgID="Package" ShapeID="_x0000_i1026" DrawAspect="Icon" ObjectID="_1847459472" r:id="rId15"/>
               </w:object>
             </w:r>
           </w:p>
@@ -3739,7 +3735,7 @@
                 <v:shape id="_x0000_i1027" type="#_x0000_t75" style="width:75pt;height:49.05pt" o:ole="">
                   <v:imagedata r:id="rId16" o:title=""/>
                 </v:shape>
-                <o:OLEObject Type="Embed" ProgID="Package" ShapeID="_x0000_i1027" DrawAspect="Icon" ObjectID="_1847458549" r:id="rId17"/>
+                <o:OLEObject Type="Embed" ProgID="Package" ShapeID="_x0000_i1027" DrawAspect="Icon" ObjectID="_1847459473" r:id="rId17"/>
               </w:object>
             </w:r>
           </w:p>
@@ -3767,7 +3763,7 @@
                 <v:shape id="_x0000_i1028" type="#_x0000_t75" style="width:75pt;height:49.05pt" o:ole="">
                   <v:imagedata r:id="rId18" o:title=""/>
                 </v:shape>
-                <o:OLEObject Type="Embed" ProgID="Package" ShapeID="_x0000_i1028" DrawAspect="Icon" ObjectID="_1847458550" r:id="rId19"/>
+                <o:OLEObject Type="Embed" ProgID="Package" ShapeID="_x0000_i1028" DrawAspect="Icon" ObjectID="_1847459474" r:id="rId19"/>
               </w:object>
             </w:r>
           </w:p>
@@ -3794,7 +3790,7 @@
                 <v:shape id="_x0000_i1029" type="#_x0000_t75" style="width:75pt;height:49.05pt" o:ole="">
                   <v:imagedata r:id="rId20" o:title=""/>
                 </v:shape>
-                <o:OLEObject Type="Embed" ProgID="Package" ShapeID="_x0000_i1029" DrawAspect="Icon" ObjectID="_1847458551" r:id="rId21"/>
+                <o:OLEObject Type="Embed" ProgID="Package" ShapeID="_x0000_i1029" DrawAspect="Icon" ObjectID="_1847459475" r:id="rId21"/>
               </w:object>
             </w:r>
           </w:p>
@@ -3818,10 +3814,10 @@
           <w:p>
             <w:r>
               <w:object w:dxaOrig="1500" w:dyaOrig="981" w14:anchorId="596770F4">
-                <v:shape id="_x0000_i1034" type="#_x0000_t75" style="width:75pt;height:49.05pt" o:ole="">
+                <v:shape id="_x0000_i1030" type="#_x0000_t75" style="width:75pt;height:49.05pt" o:ole="">
                   <v:imagedata r:id="rId22" o:title=""/>
                 </v:shape>
-                <o:OLEObject Type="Embed" ProgID="Package" ShapeID="_x0000_i1034" DrawAspect="Icon" ObjectID="_1847458552" r:id="rId23"/>
+                <o:OLEObject Type="Embed" ProgID="Package" ShapeID="_x0000_i1030" DrawAspect="Icon" ObjectID="_1847459476" r:id="rId23"/>
               </w:object>
             </w:r>
           </w:p>
@@ -3850,7 +3846,7 @@
                 <v:shape id="_x0000_i1031" type="#_x0000_t75" style="width:75pt;height:49.05pt" o:ole="">
                   <v:imagedata r:id="rId24" o:title=""/>
                 </v:shape>
-                <o:OLEObject Type="Embed" ProgID="Package" ShapeID="_x0000_i1031" DrawAspect="Icon" ObjectID="_1847458553" r:id="rId25"/>
+                <o:OLEObject Type="Embed" ProgID="Package" ShapeID="_x0000_i1031" DrawAspect="Icon" ObjectID="_1847459477" r:id="rId25"/>
               </w:object>
             </w:r>
           </w:p>
@@ -3877,7 +3873,7 @@
                 <v:shape id="_x0000_i1032" type="#_x0000_t75" style="width:75pt;height:49.05pt" o:ole="">
                   <v:imagedata r:id="rId26" o:title=""/>
                 </v:shape>
-                <o:OLEObject Type="Embed" ProgID="Package" ShapeID="_x0000_i1032" DrawAspect="Icon" ObjectID="_1847458554" r:id="rId27"/>
+                <o:OLEObject Type="Embed" ProgID="Package" ShapeID="_x0000_i1032" DrawAspect="Icon" ObjectID="_1847459478" r:id="rId27"/>
               </w:object>
             </w:r>
           </w:p>
@@ -9125,6 +9121,19 @@
 </file>
 
 <file path=customXml/item1.xml><?xml version="1.0" encoding="utf-8"?>
+<b:Sources xmlns:b="http://schemas.openxmlformats.org/officeDocument/2006/bibliography" xmlns="http://schemas.openxmlformats.org/officeDocument/2006/bibliography" SelectedStyle="\APASixthEditionOfficeOnline.xsl" StyleName="APA" Version="6"/>
+</file>
+
+<file path=customXml/item2.xml><?xml version="1.0" encoding="utf-8"?>
+<?mso-contentType ?>
+<FormTemplates xmlns="http://schemas.microsoft.com/sharepoint/v3/contenttype/forms">
+  <Display>DocumentLibraryForm</Display>
+  <Edit>DocumentLibraryForm</Edit>
+  <New>DocumentLibraryForm</New>
+</FormTemplates>
+</file>
+
+<file path=customXml/item3.xml><?xml version="1.0" encoding="utf-8"?>
 <ct:contentTypeSchema xmlns:ct="http://schemas.microsoft.com/office/2006/metadata/contentType" xmlns:ma="http://schemas.microsoft.com/office/2006/metadata/properties/metaAttributes" ct:_="" ma:_="" ma:contentTypeName="Document" ma:contentTypeID="0x010100C4270CC354DDE9409C9C44B07B33F732" ma:contentTypeVersion="15" ma:contentTypeDescription="Create a new document." ma:contentTypeScope="" ma:versionID="bdff659b63687988e0ac4d8a339d7624">
   <xsd:schema xmlns:xsd="http://www.w3.org/2001/XMLSchema" xmlns:xs="http://www.w3.org/2001/XMLSchema" xmlns:p="http://schemas.microsoft.com/office/2006/metadata/properties" xmlns:ns1="http://schemas.microsoft.com/sharepoint/v3" xmlns:ns2="1330ee98-a10a-4f35-8a5e-ca28a8b70472" xmlns:ns3="537fa557-83b0-4eec-96f5-2b3b1e45f4dd" targetNamespace="http://schemas.microsoft.com/office/2006/metadata/properties" ma:root="true" ma:fieldsID="ccfa070af97e57472fd7fbc6816a294f" ns1:_="" ns2:_="" ns3:_="">
     <xsd:import namespace="http://schemas.microsoft.com/sharepoint/v3"/>
@@ -9358,19 +9367,6 @@
 </ct:contentTypeSchema>
 </file>
 
-<file path=customXml/item2.xml><?xml version="1.0" encoding="utf-8"?>
-<?mso-contentType ?>
-<FormTemplates xmlns="http://schemas.microsoft.com/sharepoint/v3/contenttype/forms">
-  <Display>DocumentLibraryForm</Display>
-  <Edit>DocumentLibraryForm</Edit>
-  <New>DocumentLibraryForm</New>
-</FormTemplates>
-</file>
-
-<file path=customXml/item3.xml><?xml version="1.0" encoding="utf-8"?>
-<b:Sources xmlns:b="http://schemas.openxmlformats.org/officeDocument/2006/bibliography" xmlns="http://schemas.openxmlformats.org/officeDocument/2006/bibliography" SelectedStyle="\APASixthEditionOfficeOnline.xsl" StyleName="APA" Version="6"/>
-</file>
-
 <file path=customXml/item4.xml><?xml version="1.0" encoding="utf-8"?>
 <p:properties xmlns:p="http://schemas.microsoft.com/office/2006/metadata/properties" xmlns:xsi="http://www.w3.org/2001/XMLSchema-instance" xmlns:pc="http://schemas.microsoft.com/office/infopath/2007/PartnerControls">
   <documentManagement>
@@ -9384,6 +9380,22 @@
 </file>
 
 <file path=customXml/itemProps1.xml><?xml version="1.0" encoding="utf-8"?>
+<ds:datastoreItem xmlns:ds="http://schemas.openxmlformats.org/officeDocument/2006/customXml" ds:itemID="{44100D00-9CC6-46D8-A6D6-F8E34879D479}">
+  <ds:schemaRefs>
+    <ds:schemaRef ds:uri="http://schemas.openxmlformats.org/officeDocument/2006/bibliography"/>
+  </ds:schemaRefs>
+</ds:datastoreItem>
+</file>
+
+<file path=customXml/itemProps2.xml><?xml version="1.0" encoding="utf-8"?>
+<ds:datastoreItem xmlns:ds="http://schemas.openxmlformats.org/officeDocument/2006/customXml" ds:itemID="{29430141-BAD2-4439-8551-6D28AAF7210D}">
+  <ds:schemaRefs>
+    <ds:schemaRef ds:uri="http://schemas.microsoft.com/sharepoint/v3/contenttype/forms"/>
+  </ds:schemaRefs>
+</ds:datastoreItem>
+</file>
+
+<file path=customXml/itemProps3.xml><?xml version="1.0" encoding="utf-8"?>
 <ds:datastoreItem xmlns:ds="http://schemas.openxmlformats.org/officeDocument/2006/customXml" ds:itemID="{C9A3D694-5375-4AF9-AEB5-94E58FB6AE27}">
   <ds:schemaRefs>
     <ds:schemaRef ds:uri="http://schemas.microsoft.com/office/2006/metadata/contentType"/>
@@ -9399,22 +9411,6 @@
     <ds:schemaRef ds:uri="http://purl.org/dc/elements/1.1/"/>
     <ds:schemaRef ds:uri="http://purl.org/dc/terms/"/>
     <ds:schemaRef ds:uri="http://schemas.microsoft.com/internal/obd"/>
-  </ds:schemaRefs>
-</ds:datastoreItem>
-</file>
-
-<file path=customXml/itemProps2.xml><?xml version="1.0" encoding="utf-8"?>
-<ds:datastoreItem xmlns:ds="http://schemas.openxmlformats.org/officeDocument/2006/customXml" ds:itemID="{29430141-BAD2-4439-8551-6D28AAF7210D}">
-  <ds:schemaRefs>
-    <ds:schemaRef ds:uri="http://schemas.microsoft.com/sharepoint/v3/contenttype/forms"/>
-  </ds:schemaRefs>
-</ds:datastoreItem>
-</file>
-
-<file path=customXml/itemProps3.xml><?xml version="1.0" encoding="utf-8"?>
-<ds:datastoreItem xmlns:ds="http://schemas.openxmlformats.org/officeDocument/2006/customXml" ds:itemID="{44100D00-9CC6-46D8-A6D6-F8E34879D479}">
-  <ds:schemaRefs>
-    <ds:schemaRef ds:uri="http://schemas.openxmlformats.org/officeDocument/2006/bibliography"/>
   </ds:schemaRefs>
 </ds:datastoreItem>
 </file>

--- a/Production_Files/PSR4(V2) Functional Specs.docx
+++ b/Production_Files/PSR4(V2) Functional Specs.docx
@@ -143,7 +143,6 @@
           <w:szCs w:val="56"/>
         </w:rPr>
       </w:pPr>
-      <w:proofErr w:type="gramStart"/>
       <w:r>
         <w:rPr>
           <w:rFonts w:cstheme="minorHAnsi"/>
@@ -152,19 +151,8 @@
           <w:sz w:val="56"/>
           <w:szCs w:val="56"/>
         </w:rPr>
-        <w:t>July</w:t>
-      </w:r>
-      <w:r>
-        <w:rPr>
-          <w:rFonts w:cstheme="minorHAnsi"/>
-          <w:b/>
-          <w:bCs/>
-          <w:sz w:val="56"/>
-          <w:szCs w:val="56"/>
-        </w:rPr>
-        <w:t>,</w:t>
-      </w:r>
-      <w:proofErr w:type="gramEnd"/>
+        <w:t>August</w:t>
+      </w:r>
       <w:r>
         <w:rPr>
           <w:rFonts w:cstheme="minorHAnsi"/>
@@ -525,6 +513,49 @@
       </w:r>
       <w:r>
         <w:t>.</w:t>
+      </w:r>
+    </w:p>
+    <w:p>
+      <w:r>
+        <w:t>Data used for training</w:t>
+      </w:r>
+      <w:proofErr w:type="gramStart"/>
+      <w:r>
+        <w:t>:  </w:t>
+      </w:r>
+      <w:r>
+        <w:rPr>
+          <w:b/>
+          <w:bCs/>
+        </w:rPr>
+        <w:t>WORKSPACE</w:t>
+      </w:r>
+      <w:proofErr w:type="gramEnd"/>
+      <w:r>
+        <w:rPr>
+          <w:b/>
+          <w:bCs/>
+        </w:rPr>
+        <w:t>_DS_</w:t>
+      </w:r>
+      <w:proofErr w:type="gramStart"/>
+      <w:r>
+        <w:rPr>
+          <w:b/>
+          <w:bCs/>
+        </w:rPr>
+        <w:t>OFFSHORE.MODEL.PSR</w:t>
+      </w:r>
+      <w:proofErr w:type="gramEnd"/>
+      <w:r>
+        <w:rPr>
+          <w:b/>
+          <w:bCs/>
+        </w:rPr>
+        <w:t>4_PSR5_RF_TRAINING</w:t>
+      </w:r>
+      <w:r>
+        <w:t> </w:t>
       </w:r>
     </w:p>
     <w:tbl>
@@ -2222,7 +2253,7 @@
               <w:jc w:val="center"/>
             </w:pPr>
             <w:r>
-              <w:t>Gradient-boosted decision trees</w:t>
+              <w:t>True out-of-sample evaluation </w:t>
             </w:r>
           </w:p>
         </w:tc>
@@ -3675,10 +3706,10 @@
                   <v:path o:extrusionok="f" gradientshapeok="t" o:connecttype="rect"/>
                   <o:lock v:ext="edit" aspectratio="t"/>
                 </v:shapetype>
-                <v:shape id="_x0000_i1025" type="#_x0000_t75" style="width:75pt;height:49.05pt" o:ole="">
+                <v:shape id="_x0000_i1025" type="#_x0000_t75" style="width:74.95pt;height:49.3pt" o:ole="">
                   <v:imagedata r:id="rId12" o:title=""/>
                 </v:shape>
-                <o:OLEObject Type="Embed" ProgID="Package" ShapeID="_x0000_i1025" DrawAspect="Icon" ObjectID="_1847459471" r:id="rId13"/>
+                <o:OLEObject Type="Embed" ProgID="Package" ShapeID="_x0000_i1025" DrawAspect="Icon" ObjectID="_1847524681" r:id="rId13"/>
               </w:object>
             </w:r>
           </w:p>
@@ -3702,10 +3733,10 @@
           <w:p>
             <w:r>
               <w:object w:dxaOrig="1500" w:dyaOrig="981" w14:anchorId="638CAC00">
-                <v:shape id="_x0000_i1026" type="#_x0000_t75" style="width:75pt;height:49.05pt" o:ole="">
+                <v:shape id="_x0000_i1026" type="#_x0000_t75" style="width:74.95pt;height:49.3pt" o:ole="">
                   <v:imagedata r:id="rId14" o:title=""/>
                 </v:shape>
-                <o:OLEObject Type="Embed" ProgID="Package" ShapeID="_x0000_i1026" DrawAspect="Icon" ObjectID="_1847459472" r:id="rId15"/>
+                <o:OLEObject Type="Embed" ProgID="Package" ShapeID="_x0000_i1026" DrawAspect="Icon" ObjectID="_1847524682" r:id="rId15"/>
               </w:object>
             </w:r>
           </w:p>
@@ -3732,10 +3763,10 @@
           <w:p>
             <w:r>
               <w:object w:dxaOrig="1500" w:dyaOrig="981" w14:anchorId="1B9C2227">
-                <v:shape id="_x0000_i1027" type="#_x0000_t75" style="width:75pt;height:49.05pt" o:ole="">
+                <v:shape id="_x0000_i1027" type="#_x0000_t75" style="width:74.95pt;height:49.3pt" o:ole="">
                   <v:imagedata r:id="rId16" o:title=""/>
                 </v:shape>
-                <o:OLEObject Type="Embed" ProgID="Package" ShapeID="_x0000_i1027" DrawAspect="Icon" ObjectID="_1847459473" r:id="rId17"/>
+                <o:OLEObject Type="Embed" ProgID="Package" ShapeID="_x0000_i1027" DrawAspect="Icon" ObjectID="_1847524683" r:id="rId17"/>
               </w:object>
             </w:r>
           </w:p>
@@ -3760,10 +3791,10 @@
           <w:p>
             <w:r>
               <w:object w:dxaOrig="1500" w:dyaOrig="981" w14:anchorId="26888CB3">
-                <v:shape id="_x0000_i1028" type="#_x0000_t75" style="width:75pt;height:49.05pt" o:ole="">
+                <v:shape id="_x0000_i1028" type="#_x0000_t75" style="width:74.95pt;height:49.3pt" o:ole="">
                   <v:imagedata r:id="rId18" o:title=""/>
                 </v:shape>
-                <o:OLEObject Type="Embed" ProgID="Package" ShapeID="_x0000_i1028" DrawAspect="Icon" ObjectID="_1847459474" r:id="rId19"/>
+                <o:OLEObject Type="Embed" ProgID="Package" ShapeID="_x0000_i1028" DrawAspect="Icon" ObjectID="_1847524684" r:id="rId19"/>
               </w:object>
             </w:r>
           </w:p>
@@ -3787,10 +3818,10 @@
           <w:p>
             <w:r>
               <w:object w:dxaOrig="1500" w:dyaOrig="981" w14:anchorId="1A228E45">
-                <v:shape id="_x0000_i1029" type="#_x0000_t75" style="width:75pt;height:49.05pt" o:ole="">
+                <v:shape id="_x0000_i1029" type="#_x0000_t75" style="width:74.95pt;height:49.3pt" o:ole="">
                   <v:imagedata r:id="rId20" o:title=""/>
                 </v:shape>
-                <o:OLEObject Type="Embed" ProgID="Package" ShapeID="_x0000_i1029" DrawAspect="Icon" ObjectID="_1847459475" r:id="rId21"/>
+                <o:OLEObject Type="Embed" ProgID="Package" ShapeID="_x0000_i1029" DrawAspect="Icon" ObjectID="_1847524685" r:id="rId21"/>
               </w:object>
             </w:r>
           </w:p>
@@ -3814,10 +3845,10 @@
           <w:p>
             <w:r>
               <w:object w:dxaOrig="1500" w:dyaOrig="981" w14:anchorId="596770F4">
-                <v:shape id="_x0000_i1030" type="#_x0000_t75" style="width:75pt;height:49.05pt" o:ole="">
+                <v:shape id="_x0000_i1034" type="#_x0000_t75" style="width:74.95pt;height:49.3pt" o:ole="">
                   <v:imagedata r:id="rId22" o:title=""/>
                 </v:shape>
-                <o:OLEObject Type="Embed" ProgID="Package" ShapeID="_x0000_i1030" DrawAspect="Icon" ObjectID="_1847459476" r:id="rId23"/>
+                <o:OLEObject Type="Embed" ProgID="Package" ShapeID="_x0000_i1034" DrawAspect="Icon" ObjectID="_1847524686" r:id="rId23"/>
               </w:object>
             </w:r>
           </w:p>
@@ -3843,10 +3874,10 @@
           <w:p>
             <w:r>
               <w:object w:dxaOrig="1500" w:dyaOrig="981" w14:anchorId="7C1C47C9">
-                <v:shape id="_x0000_i1031" type="#_x0000_t75" style="width:75pt;height:49.05pt" o:ole="">
+                <v:shape id="_x0000_i1036" type="#_x0000_t75" style="width:74.95pt;height:49.3pt" o:ole="">
                   <v:imagedata r:id="rId24" o:title=""/>
                 </v:shape>
-                <o:OLEObject Type="Embed" ProgID="Package" ShapeID="_x0000_i1031" DrawAspect="Icon" ObjectID="_1847459477" r:id="rId25"/>
+                <o:OLEObject Type="Embed" ProgID="Package" ShapeID="_x0000_i1036" DrawAspect="Icon" ObjectID="_1847524687" r:id="rId25"/>
               </w:object>
             </w:r>
           </w:p>
@@ -3870,10 +3901,10 @@
           <w:p>
             <w:r>
               <w:object w:dxaOrig="1500" w:dyaOrig="981" w14:anchorId="634DAF67">
-                <v:shape id="_x0000_i1032" type="#_x0000_t75" style="width:75pt;height:49.05pt" o:ole="">
+                <v:shape id="_x0000_i1032" type="#_x0000_t75" style="width:74.95pt;height:49.3pt" o:ole="">
                   <v:imagedata r:id="rId26" o:title=""/>
                 </v:shape>
-                <o:OLEObject Type="Embed" ProgID="Package" ShapeID="_x0000_i1032" DrawAspect="Icon" ObjectID="_1847459478" r:id="rId27"/>
+                <o:OLEObject Type="Embed" ProgID="Package" ShapeID="_x0000_i1032" DrawAspect="Icon" ObjectID="_1847524688" r:id="rId27"/>
               </w:object>
             </w:r>
           </w:p>
@@ -3886,7 +3917,13 @@
           </w:tcPr>
           <w:p>
             <w:r>
-              <w:t>Training Data (2022-2025Q1)</w:t>
+              <w:t>Training Data (</w:t>
+            </w:r>
+            <w:r>
+              <w:t>Q4 2024 – Q3 2025</w:t>
+            </w:r>
+            <w:r>
+              <w:t>)</w:t>
             </w:r>
           </w:p>
         </w:tc>
@@ -9121,19 +9158,6 @@
 </file>
 
 <file path=customXml/item1.xml><?xml version="1.0" encoding="utf-8"?>
-<b:Sources xmlns:b="http://schemas.openxmlformats.org/officeDocument/2006/bibliography" xmlns="http://schemas.openxmlformats.org/officeDocument/2006/bibliography" SelectedStyle="\APASixthEditionOfficeOnline.xsl" StyleName="APA" Version="6"/>
-</file>
-
-<file path=customXml/item2.xml><?xml version="1.0" encoding="utf-8"?>
-<?mso-contentType ?>
-<FormTemplates xmlns="http://schemas.microsoft.com/sharepoint/v3/contenttype/forms">
-  <Display>DocumentLibraryForm</Display>
-  <Edit>DocumentLibraryForm</Edit>
-  <New>DocumentLibraryForm</New>
-</FormTemplates>
-</file>
-
-<file path=customXml/item3.xml><?xml version="1.0" encoding="utf-8"?>
 <ct:contentTypeSchema xmlns:ct="http://schemas.microsoft.com/office/2006/metadata/contentType" xmlns:ma="http://schemas.microsoft.com/office/2006/metadata/properties/metaAttributes" ct:_="" ma:_="" ma:contentTypeName="Document" ma:contentTypeID="0x010100C4270CC354DDE9409C9C44B07B33F732" ma:contentTypeVersion="15" ma:contentTypeDescription="Create a new document." ma:contentTypeScope="" ma:versionID="bdff659b63687988e0ac4d8a339d7624">
   <xsd:schema xmlns:xsd="http://www.w3.org/2001/XMLSchema" xmlns:xs="http://www.w3.org/2001/XMLSchema" xmlns:p="http://schemas.microsoft.com/office/2006/metadata/properties" xmlns:ns1="http://schemas.microsoft.com/sharepoint/v3" xmlns:ns2="1330ee98-a10a-4f35-8a5e-ca28a8b70472" xmlns:ns3="537fa557-83b0-4eec-96f5-2b3b1e45f4dd" targetNamespace="http://schemas.microsoft.com/office/2006/metadata/properties" ma:root="true" ma:fieldsID="ccfa070af97e57472fd7fbc6816a294f" ns1:_="" ns2:_="" ns3:_="">
     <xsd:import namespace="http://schemas.microsoft.com/sharepoint/v3"/>
@@ -9367,6 +9391,19 @@
 </ct:contentTypeSchema>
 </file>
 
+<file path=customXml/item2.xml><?xml version="1.0" encoding="utf-8"?>
+<?mso-contentType ?>
+<FormTemplates xmlns="http://schemas.microsoft.com/sharepoint/v3/contenttype/forms">
+  <Display>DocumentLibraryForm</Display>
+  <Edit>DocumentLibraryForm</Edit>
+  <New>DocumentLibraryForm</New>
+</FormTemplates>
+</file>
+
+<file path=customXml/item3.xml><?xml version="1.0" encoding="utf-8"?>
+<b:Sources xmlns:b="http://schemas.openxmlformats.org/officeDocument/2006/bibliography" xmlns="http://schemas.openxmlformats.org/officeDocument/2006/bibliography" SelectedStyle="\APASixthEditionOfficeOnline.xsl" StyleName="APA" Version="6"/>
+</file>
+
 <file path=customXml/item4.xml><?xml version="1.0" encoding="utf-8"?>
 <p:properties xmlns:p="http://schemas.microsoft.com/office/2006/metadata/properties" xmlns:xsi="http://www.w3.org/2001/XMLSchema-instance" xmlns:pc="http://schemas.microsoft.com/office/infopath/2007/PartnerControls">
   <documentManagement>
@@ -9380,22 +9417,6 @@
 </file>
 
 <file path=customXml/itemProps1.xml><?xml version="1.0" encoding="utf-8"?>
-<ds:datastoreItem xmlns:ds="http://schemas.openxmlformats.org/officeDocument/2006/customXml" ds:itemID="{44100D00-9CC6-46D8-A6D6-F8E34879D479}">
-  <ds:schemaRefs>
-    <ds:schemaRef ds:uri="http://schemas.openxmlformats.org/officeDocument/2006/bibliography"/>
-  </ds:schemaRefs>
-</ds:datastoreItem>
-</file>
-
-<file path=customXml/itemProps2.xml><?xml version="1.0" encoding="utf-8"?>
-<ds:datastoreItem xmlns:ds="http://schemas.openxmlformats.org/officeDocument/2006/customXml" ds:itemID="{29430141-BAD2-4439-8551-6D28AAF7210D}">
-  <ds:schemaRefs>
-    <ds:schemaRef ds:uri="http://schemas.microsoft.com/sharepoint/v3/contenttype/forms"/>
-  </ds:schemaRefs>
-</ds:datastoreItem>
-</file>
-
-<file path=customXml/itemProps3.xml><?xml version="1.0" encoding="utf-8"?>
 <ds:datastoreItem xmlns:ds="http://schemas.openxmlformats.org/officeDocument/2006/customXml" ds:itemID="{C9A3D694-5375-4AF9-AEB5-94E58FB6AE27}">
   <ds:schemaRefs>
     <ds:schemaRef ds:uri="http://schemas.microsoft.com/office/2006/metadata/contentType"/>
@@ -9411,6 +9432,22 @@
     <ds:schemaRef ds:uri="http://purl.org/dc/elements/1.1/"/>
     <ds:schemaRef ds:uri="http://purl.org/dc/terms/"/>
     <ds:schemaRef ds:uri="http://schemas.microsoft.com/internal/obd"/>
+  </ds:schemaRefs>
+</ds:datastoreItem>
+</file>
+
+<file path=customXml/itemProps2.xml><?xml version="1.0" encoding="utf-8"?>
+<ds:datastoreItem xmlns:ds="http://schemas.openxmlformats.org/officeDocument/2006/customXml" ds:itemID="{29430141-BAD2-4439-8551-6D28AAF7210D}">
+  <ds:schemaRefs>
+    <ds:schemaRef ds:uri="http://schemas.microsoft.com/sharepoint/v3/contenttype/forms"/>
+  </ds:schemaRefs>
+</ds:datastoreItem>
+</file>
+
+<file path=customXml/itemProps3.xml><?xml version="1.0" encoding="utf-8"?>
+<ds:datastoreItem xmlns:ds="http://schemas.openxmlformats.org/officeDocument/2006/customXml" ds:itemID="{44100D00-9CC6-46D8-A6D6-F8E34879D479}">
+  <ds:schemaRefs>
+    <ds:schemaRef ds:uri="http://schemas.openxmlformats.org/officeDocument/2006/bibliography"/>
   </ds:schemaRefs>
 </ds:datastoreItem>
 </file>

--- a/Production_Files/PSR4(V2) Functional Specs.docx
+++ b/Production_Files/PSR4(V2) Functional Specs.docx
@@ -3706,10 +3706,10 @@
                   <v:path o:extrusionok="f" gradientshapeok="t" o:connecttype="rect"/>
                   <o:lock v:ext="edit" aspectratio="t"/>
                 </v:shapetype>
-                <v:shape id="_x0000_i1025" type="#_x0000_t75" style="width:74.95pt;height:49.3pt" o:ole="">
+                <v:shape id="_x0000_i1025" type="#_x0000_t75" style="width:75pt;height:49.05pt" o:ole="">
                   <v:imagedata r:id="rId12" o:title=""/>
                 </v:shape>
-                <o:OLEObject Type="Embed" ProgID="Package" ShapeID="_x0000_i1025" DrawAspect="Icon" ObjectID="_1847524681" r:id="rId13"/>
+                <o:OLEObject Type="Embed" ProgID="Package" ShapeID="_x0000_i1025" DrawAspect="Icon" ObjectID="_1847546410" r:id="rId13"/>
               </w:object>
             </w:r>
           </w:p>
@@ -3733,10 +3733,10 @@
           <w:p>
             <w:r>
               <w:object w:dxaOrig="1500" w:dyaOrig="981" w14:anchorId="638CAC00">
-                <v:shape id="_x0000_i1026" type="#_x0000_t75" style="width:74.95pt;height:49.3pt" o:ole="">
+                <v:shape id="_x0000_i1026" type="#_x0000_t75" style="width:75pt;height:49.05pt" o:ole="">
                   <v:imagedata r:id="rId14" o:title=""/>
                 </v:shape>
-                <o:OLEObject Type="Embed" ProgID="Package" ShapeID="_x0000_i1026" DrawAspect="Icon" ObjectID="_1847524682" r:id="rId15"/>
+                <o:OLEObject Type="Embed" ProgID="Package" ShapeID="_x0000_i1026" DrawAspect="Icon" ObjectID="_1847546411" r:id="rId15"/>
               </w:object>
             </w:r>
           </w:p>
@@ -3763,10 +3763,10 @@
           <w:p>
             <w:r>
               <w:object w:dxaOrig="1500" w:dyaOrig="981" w14:anchorId="1B9C2227">
-                <v:shape id="_x0000_i1027" type="#_x0000_t75" style="width:74.95pt;height:49.3pt" o:ole="">
+                <v:shape id="_x0000_i1027" type="#_x0000_t75" style="width:75pt;height:49.05pt" o:ole="">
                   <v:imagedata r:id="rId16" o:title=""/>
                 </v:shape>
-                <o:OLEObject Type="Embed" ProgID="Package" ShapeID="_x0000_i1027" DrawAspect="Icon" ObjectID="_1847524683" r:id="rId17"/>
+                <o:OLEObject Type="Embed" ProgID="Package" ShapeID="_x0000_i1027" DrawAspect="Icon" ObjectID="_1847546412" r:id="rId17"/>
               </w:object>
             </w:r>
           </w:p>
@@ -3791,10 +3791,10 @@
           <w:p>
             <w:r>
               <w:object w:dxaOrig="1500" w:dyaOrig="981" w14:anchorId="26888CB3">
-                <v:shape id="_x0000_i1028" type="#_x0000_t75" style="width:74.95pt;height:49.3pt" o:ole="">
+                <v:shape id="_x0000_i1028" type="#_x0000_t75" style="width:75pt;height:49.05pt" o:ole="">
                   <v:imagedata r:id="rId18" o:title=""/>
                 </v:shape>
-                <o:OLEObject Type="Embed" ProgID="Package" ShapeID="_x0000_i1028" DrawAspect="Icon" ObjectID="_1847524684" r:id="rId19"/>
+                <o:OLEObject Type="Embed" ProgID="Package" ShapeID="_x0000_i1028" DrawAspect="Icon" ObjectID="_1847546413" r:id="rId19"/>
               </w:object>
             </w:r>
           </w:p>
@@ -3818,10 +3818,10 @@
           <w:p>
             <w:r>
               <w:object w:dxaOrig="1500" w:dyaOrig="981" w14:anchorId="1A228E45">
-                <v:shape id="_x0000_i1029" type="#_x0000_t75" style="width:74.95pt;height:49.3pt" o:ole="">
+                <v:shape id="_x0000_i1029" type="#_x0000_t75" style="width:75pt;height:49.05pt" o:ole="">
                   <v:imagedata r:id="rId20" o:title=""/>
                 </v:shape>
-                <o:OLEObject Type="Embed" ProgID="Package" ShapeID="_x0000_i1029" DrawAspect="Icon" ObjectID="_1847524685" r:id="rId21"/>
+                <o:OLEObject Type="Embed" ProgID="Package" ShapeID="_x0000_i1029" DrawAspect="Icon" ObjectID="_1847546414" r:id="rId21"/>
               </w:object>
             </w:r>
           </w:p>
@@ -3845,10 +3845,10 @@
           <w:p>
             <w:r>
               <w:object w:dxaOrig="1500" w:dyaOrig="981" w14:anchorId="596770F4">
-                <v:shape id="_x0000_i1034" type="#_x0000_t75" style="width:74.95pt;height:49.3pt" o:ole="">
+                <v:shape id="_x0000_i1034" type="#_x0000_t75" style="width:75pt;height:49.05pt" o:ole="">
                   <v:imagedata r:id="rId22" o:title=""/>
                 </v:shape>
-                <o:OLEObject Type="Embed" ProgID="Package" ShapeID="_x0000_i1034" DrawAspect="Icon" ObjectID="_1847524686" r:id="rId23"/>
+                <o:OLEObject Type="Embed" ProgID="Package" ShapeID="_x0000_i1034" DrawAspect="Icon" ObjectID="_1847546415" r:id="rId23"/>
               </w:object>
             </w:r>
           </w:p>
@@ -3874,10 +3874,10 @@
           <w:p>
             <w:r>
               <w:object w:dxaOrig="1500" w:dyaOrig="981" w14:anchorId="7C1C47C9">
-                <v:shape id="_x0000_i1036" type="#_x0000_t75" style="width:74.95pt;height:49.3pt" o:ole="">
+                <v:shape id="_x0000_i1036" type="#_x0000_t75" style="width:75pt;height:49.05pt" o:ole="">
                   <v:imagedata r:id="rId24" o:title=""/>
                 </v:shape>
-                <o:OLEObject Type="Embed" ProgID="Package" ShapeID="_x0000_i1036" DrawAspect="Icon" ObjectID="_1847524687" r:id="rId25"/>
+                <o:OLEObject Type="Embed" ProgID="Package" ShapeID="_x0000_i1036" DrawAspect="Icon" ObjectID="_1847546416" r:id="rId25"/>
               </w:object>
             </w:r>
           </w:p>
@@ -3901,10 +3901,10 @@
           <w:p>
             <w:r>
               <w:object w:dxaOrig="1500" w:dyaOrig="981" w14:anchorId="634DAF67">
-                <v:shape id="_x0000_i1032" type="#_x0000_t75" style="width:74.95pt;height:49.3pt" o:ole="">
+                <v:shape id="_x0000_i1032" type="#_x0000_t75" style="width:75pt;height:49.05pt" o:ole="">
                   <v:imagedata r:id="rId26" o:title=""/>
                 </v:shape>
-                <o:OLEObject Type="Embed" ProgID="Package" ShapeID="_x0000_i1032" DrawAspect="Icon" ObjectID="_1847524688" r:id="rId27"/>
+                <o:OLEObject Type="Embed" ProgID="Package" ShapeID="_x0000_i1032" DrawAspect="Icon" ObjectID="_1847546417" r:id="rId27"/>
               </w:object>
             </w:r>
           </w:p>
@@ -3978,6 +3978,26 @@
         </w:tc>
       </w:tr>
     </w:tbl>
+    <w:p/>
+    <w:p/>
+    <w:p/>
+    <w:p/>
+    <w:p/>
+    <w:p/>
+    <w:p/>
+    <w:p/>
+    <w:p/>
+    <w:p/>
+    <w:p/>
+    <w:p/>
+    <w:p/>
+    <w:p/>
+    <w:p/>
+    <w:p/>
+    <w:p/>
+    <w:p/>
+    <w:p/>
+    <w:p/>
     <w:p/>
     <w:sectPr>
       <w:footerReference w:type="even" r:id="rId29"/>
